--- a/secure  file encryption system.docx
+++ b/secure  file encryption system.docx
@@ -1260,7 +1260,7 @@
                 <w:bCs/>
                 <w:spacing w:val="-4"/>
               </w:rPr>
-              <w:t>Database</w:t>
+              <w:t xml:space="preserve">Database </w:t>
             </w:r>
             <w:r>
               <w:rPr>
@@ -1269,7 +1269,7 @@
                 <w:bCs/>
                 <w:spacing w:val="-4"/>
               </w:rPr>
-              <w:t xml:space="preserve"> </w:t>
+              <w:t>:</w:t>
             </w:r>
             <w:r>
               <w:rPr>
@@ -1278,25 +1278,7 @@
                 <w:bCs/>
                 <w:spacing w:val="-4"/>
               </w:rPr>
-              <w:t>:</w:t>
-            </w:r>
-            <w:r>
-              <w:rPr>
-                <w:rFonts w:ascii="Arial MT"/>
-                <w:b/>
-                <w:bCs/>
-                <w:spacing w:val="-4"/>
-              </w:rPr>
-              <w:t>SQLit</w:t>
-            </w:r>
-            <w:r>
-              <w:rPr>
-                <w:rFonts w:ascii="Arial MT"/>
-                <w:b/>
-                <w:bCs/>
-                <w:spacing w:val="-4"/>
-              </w:rPr>
-              <w:t>e</w:t>
+              <w:t>SQLite</w:t>
             </w:r>
             <w:proofErr w:type="gramEnd"/>
           </w:p>
@@ -1490,7 +1472,7 @@
           <w:r>
             <w:fldChar w:fldCharType="separate"/>
           </w:r>
-          <w:hyperlink w:anchor="_Toc231817909" w:history="1">
+          <w:hyperlink w:anchor="_Toc231821932" w:history="1">
             <w:r>
               <w:rPr>
                 <w:rStyle w:val="Hyperlink"/>
@@ -1548,7 +1530,7 @@
                 <w:noProof/>
                 <w:webHidden/>
               </w:rPr>
-              <w:instrText xml:space="preserve"> PAGEREF _Toc231817909 \h </w:instrText>
+              <w:instrText xml:space="preserve"> PAGEREF _Toc231821932 \h </w:instrText>
             </w:r>
             <w:r>
               <w:rPr>
@@ -1594,7 +1576,7 @@
               <w14:ligatures w14:val="standardContextual"/>
             </w:rPr>
           </w:pPr>
-          <w:hyperlink w:anchor="_Toc231817910" w:history="1">
+          <w:hyperlink w:anchor="_Toc231821933" w:history="1">
             <w:r>
               <w:rPr>
                 <w:rStyle w:val="Hyperlink"/>
@@ -1621,7 +1603,7 @@
                 <w:noProof/>
                 <w:webHidden/>
               </w:rPr>
-              <w:instrText xml:space="preserve"> PAGEREF _Toc231817910 \h </w:instrText>
+              <w:instrText xml:space="preserve"> PAGEREF _Toc231821933 \h </w:instrText>
             </w:r>
             <w:r>
               <w:rPr>
@@ -1667,7 +1649,7 @@
               <w14:ligatures w14:val="standardContextual"/>
             </w:rPr>
           </w:pPr>
-          <w:hyperlink w:anchor="_Toc231817911" w:history="1">
+          <w:hyperlink w:anchor="_Toc231821934" w:history="1">
             <w:r>
               <w:rPr>
                 <w:rStyle w:val="Hyperlink"/>
@@ -1694,7 +1676,7 @@
                 <w:noProof/>
                 <w:webHidden/>
               </w:rPr>
-              <w:instrText xml:space="preserve"> PAGEREF _Toc231817911 \h </w:instrText>
+              <w:instrText xml:space="preserve"> PAGEREF _Toc231821934 \h </w:instrText>
             </w:r>
             <w:r>
               <w:rPr>
@@ -1740,7 +1722,7 @@
               <w14:ligatures w14:val="standardContextual"/>
             </w:rPr>
           </w:pPr>
-          <w:hyperlink w:anchor="_Toc231817912" w:history="1">
+          <w:hyperlink w:anchor="_Toc231821935" w:history="1">
             <w:r>
               <w:rPr>
                 <w:rStyle w:val="Hyperlink"/>
@@ -1767,7 +1749,7 @@
                 <w:noProof/>
                 <w:webHidden/>
               </w:rPr>
-              <w:instrText xml:space="preserve"> PAGEREF _Toc231817912 \h </w:instrText>
+              <w:instrText xml:space="preserve"> PAGEREF _Toc231821935 \h </w:instrText>
             </w:r>
             <w:r>
               <w:rPr>
@@ -1813,7 +1795,7 @@
               <w14:ligatures w14:val="standardContextual"/>
             </w:rPr>
           </w:pPr>
-          <w:hyperlink w:anchor="_Toc231817913" w:history="1">
+          <w:hyperlink w:anchor="_Toc231821936" w:history="1">
             <w:r>
               <w:rPr>
                 <w:rStyle w:val="Hyperlink"/>
@@ -1848,7 +1830,7 @@
                 <w:noProof/>
                 <w:webHidden/>
               </w:rPr>
-              <w:instrText xml:space="preserve"> PAGEREF _Toc231817913 \h </w:instrText>
+              <w:instrText xml:space="preserve"> PAGEREF _Toc231821936 \h </w:instrText>
             </w:r>
             <w:r>
               <w:rPr>
@@ -1894,7 +1876,7 @@
               <w14:ligatures w14:val="standardContextual"/>
             </w:rPr>
           </w:pPr>
-          <w:hyperlink w:anchor="_Toc231817914" w:history="1">
+          <w:hyperlink w:anchor="_Toc231821937" w:history="1">
             <w:r>
               <w:rPr>
                 <w:noProof/>
@@ -1914,7 +1896,7 @@
                 <w:noProof/>
                 <w:webHidden/>
               </w:rPr>
-              <w:instrText xml:space="preserve"> PAGEREF _Toc231817914 \h </w:instrText>
+              <w:instrText xml:space="preserve"> PAGEREF _Toc231821937 \h </w:instrText>
             </w:r>
             <w:r>
               <w:rPr>
@@ -1960,7 +1942,7 @@
               <w14:ligatures w14:val="standardContextual"/>
             </w:rPr>
           </w:pPr>
-          <w:hyperlink w:anchor="_Toc231817915" w:history="1">
+          <w:hyperlink w:anchor="_Toc231821938" w:history="1">
             <w:r>
               <w:rPr>
                 <w:rStyle w:val="Hyperlink"/>
@@ -1989,7 +1971,7 @@
                 <w:noProof/>
                 <w:webHidden/>
               </w:rPr>
-              <w:instrText xml:space="preserve"> PAGEREF _Toc231817915 \h </w:instrText>
+              <w:instrText xml:space="preserve"> PAGEREF _Toc231821938 \h </w:instrText>
             </w:r>
             <w:r>
               <w:rPr>
@@ -2035,7 +2017,7 @@
               <w14:ligatures w14:val="standardContextual"/>
             </w:rPr>
           </w:pPr>
-          <w:hyperlink w:anchor="_Toc231817916" w:history="1">
+          <w:hyperlink w:anchor="_Toc231821939" w:history="1">
             <w:r>
               <w:rPr>
                 <w:rStyle w:val="Hyperlink"/>
@@ -2064,7 +2046,7 @@
                 <w:noProof/>
                 <w:webHidden/>
               </w:rPr>
-              <w:instrText xml:space="preserve"> PAGEREF _Toc231817916 \h </w:instrText>
+              <w:instrText xml:space="preserve"> PAGEREF _Toc231821939 \h </w:instrText>
             </w:r>
             <w:r>
               <w:rPr>
@@ -2110,7 +2092,7 @@
               <w14:ligatures w14:val="standardContextual"/>
             </w:rPr>
           </w:pPr>
-          <w:hyperlink w:anchor="_Toc231817917" w:history="1">
+          <w:hyperlink w:anchor="_Toc231821940" w:history="1">
             <w:r>
               <w:rPr>
                 <w:rStyle w:val="Hyperlink"/>
@@ -2138,7 +2120,7 @@
                 <w:noProof/>
                 <w:webHidden/>
               </w:rPr>
-              <w:instrText xml:space="preserve"> PAGEREF _Toc231817917 \h </w:instrText>
+              <w:instrText xml:space="preserve"> PAGEREF _Toc231821940 \h </w:instrText>
             </w:r>
             <w:r>
               <w:rPr>
@@ -2184,7 +2166,7 @@
               <w14:ligatures w14:val="standardContextual"/>
             </w:rPr>
           </w:pPr>
-          <w:hyperlink w:anchor="_Toc231817918" w:history="1">
+          <w:hyperlink w:anchor="_Toc231821941" w:history="1">
             <w:r>
               <w:rPr>
                 <w:rStyle w:val="Hyperlink"/>
@@ -2213,7 +2195,7 @@
                 <w:noProof/>
                 <w:webHidden/>
               </w:rPr>
-              <w:instrText xml:space="preserve"> PAGEREF _Toc231817918 \h </w:instrText>
+              <w:instrText xml:space="preserve"> PAGEREF _Toc231821941 \h </w:instrText>
             </w:r>
             <w:r>
               <w:rPr>
@@ -2259,7 +2241,7 @@
               <w14:ligatures w14:val="standardContextual"/>
             </w:rPr>
           </w:pPr>
-          <w:hyperlink w:anchor="_Toc231817919" w:history="1">
+          <w:hyperlink w:anchor="_Toc231821942" w:history="1">
             <w:r>
               <w:rPr>
                 <w:rStyle w:val="Hyperlink"/>
@@ -2267,7 +2249,7 @@
                 <w:bCs/>
                 <w:noProof/>
               </w:rPr>
-              <w:t>Fig 3: User Input and Encryption Key Selection Proces</w:t>
+              <w:t>Fig 3: User Input and Encryption Key Selection Process</w:t>
             </w:r>
             <w:r>
               <w:rPr>
@@ -2288,7 +2270,7 @@
                 <w:noProof/>
                 <w:webHidden/>
               </w:rPr>
-              <w:instrText xml:space="preserve"> PAGEREF _Toc231817919 \h </w:instrText>
+              <w:instrText xml:space="preserve"> PAGEREF _Toc231821942 \h </w:instrText>
             </w:r>
             <w:r>
               <w:rPr>
@@ -2334,7 +2316,7 @@
               <w14:ligatures w14:val="standardContextual"/>
             </w:rPr>
           </w:pPr>
-          <w:hyperlink w:anchor="_Toc231817920" w:history="1">
+          <w:hyperlink w:anchor="_Toc231821943" w:history="1">
             <w:r>
               <w:rPr>
                 <w:rStyle w:val="Hyperlink"/>
@@ -2379,7 +2361,7 @@
                 <w:noProof/>
                 <w:webHidden/>
               </w:rPr>
-              <w:instrText xml:space="preserve"> PAGEREF _Toc231817920 \h </w:instrText>
+              <w:instrText xml:space="preserve"> PAGEREF _Toc231821943 \h </w:instrText>
             </w:r>
             <w:r>
               <w:rPr>
@@ -2425,7 +2407,7 @@
               <w14:ligatures w14:val="standardContextual"/>
             </w:rPr>
           </w:pPr>
-          <w:hyperlink w:anchor="_Toc231817921" w:history="1">
+          <w:hyperlink w:anchor="_Toc231821944" w:history="1">
             <w:r>
               <w:rPr>
                 <w:rStyle w:val="Hyperlink"/>
@@ -2454,7 +2436,7 @@
                 <w:noProof/>
                 <w:webHidden/>
               </w:rPr>
-              <w:instrText xml:space="preserve"> PAGEREF _Toc231817921 \h </w:instrText>
+              <w:instrText xml:space="preserve"> PAGEREF _Toc231821944 \h </w:instrText>
             </w:r>
             <w:r>
               <w:rPr>
@@ -2500,7 +2482,7 @@
               <w14:ligatures w14:val="standardContextual"/>
             </w:rPr>
           </w:pPr>
-          <w:hyperlink w:anchor="_Toc231817922" w:history="1">
+          <w:hyperlink w:anchor="_Toc231821945" w:history="1">
             <w:r>
               <w:rPr>
                 <w:rStyle w:val="Hyperlink"/>
@@ -2527,7 +2509,7 @@
                 <w:noProof/>
                 <w:webHidden/>
               </w:rPr>
-              <w:instrText xml:space="preserve"> PAGEREF _Toc231817922 \h </w:instrText>
+              <w:instrText xml:space="preserve"> PAGEREF _Toc231821945 \h </w:instrText>
             </w:r>
             <w:r>
               <w:rPr>
@@ -2573,7 +2555,7 @@
               <w14:ligatures w14:val="standardContextual"/>
             </w:rPr>
           </w:pPr>
-          <w:hyperlink w:anchor="_Toc231817923" w:history="1">
+          <w:hyperlink w:anchor="_Toc231821946" w:history="1">
             <w:r>
               <w:rPr>
                 <w:rStyle w:val="Hyperlink"/>
@@ -2602,7 +2584,7 @@
                 <w:noProof/>
                 <w:webHidden/>
               </w:rPr>
-              <w:instrText xml:space="preserve"> PAGEREF _Toc231817923 \h </w:instrText>
+              <w:instrText xml:space="preserve"> PAGEREF _Toc231821946 \h </w:instrText>
             </w:r>
             <w:r>
               <w:rPr>
@@ -2623,6 +2605,522 @@
                 <w:webHidden/>
               </w:rPr>
               <w:t>12</w:t>
+            </w:r>
+            <w:r>
+              <w:rPr>
+                <w:noProof/>
+                <w:webHidden/>
+              </w:rPr>
+              <w:fldChar w:fldCharType="end"/>
+            </w:r>
+          </w:hyperlink>
+        </w:p>
+        <w:p>
+          <w:pPr>
+            <w:pStyle w:val="TOC1"/>
+            <w:tabs>
+              <w:tab w:val="right" w:leader="dot" w:pos="10070"/>
+            </w:tabs>
+            <w:rPr>
+              <w:rFonts w:asciiTheme="minorHAnsi" w:eastAsiaTheme="minorEastAsia" w:hAnsiTheme="minorHAnsi" w:cstheme="minorBidi"/>
+              <w:b w:val="0"/>
+              <w:bCs w:val="0"/>
+              <w:noProof/>
+              <w:kern w:val="2"/>
+              <w14:ligatures w14:val="standardContextual"/>
+            </w:rPr>
+          </w:pPr>
+          <w:hyperlink w:anchor="_Toc231821947" w:history="1">
+            <w:r>
+              <w:rPr>
+                <w:rStyle w:val="Hyperlink"/>
+                <w:noProof/>
+                <w:kern w:val="36"/>
+              </w:rPr>
+              <w:t>Week 3: Stream Ciphers and Randomness Testing</w:t>
+            </w:r>
+            <w:r>
+              <w:rPr>
+                <w:noProof/>
+                <w:webHidden/>
+              </w:rPr>
+              <w:tab/>
+            </w:r>
+            <w:r>
+              <w:rPr>
+                <w:noProof/>
+                <w:webHidden/>
+              </w:rPr>
+              <w:fldChar w:fldCharType="begin"/>
+            </w:r>
+            <w:r>
+              <w:rPr>
+                <w:noProof/>
+                <w:webHidden/>
+              </w:rPr>
+              <w:instrText xml:space="preserve"> PAGEREF _Toc231821947 \h </w:instrText>
+            </w:r>
+            <w:r>
+              <w:rPr>
+                <w:noProof/>
+                <w:webHidden/>
+              </w:rPr>
+            </w:r>
+            <w:r>
+              <w:rPr>
+                <w:noProof/>
+                <w:webHidden/>
+              </w:rPr>
+              <w:fldChar w:fldCharType="separate"/>
+            </w:r>
+            <w:r>
+              <w:rPr>
+                <w:noProof/>
+                <w:webHidden/>
+              </w:rPr>
+              <w:t>13</w:t>
+            </w:r>
+            <w:r>
+              <w:rPr>
+                <w:noProof/>
+                <w:webHidden/>
+              </w:rPr>
+              <w:fldChar w:fldCharType="end"/>
+            </w:r>
+          </w:hyperlink>
+        </w:p>
+        <w:p>
+          <w:pPr>
+            <w:pStyle w:val="TOC2"/>
+            <w:tabs>
+              <w:tab w:val="right" w:leader="dot" w:pos="10070"/>
+            </w:tabs>
+            <w:rPr>
+              <w:rFonts w:asciiTheme="minorHAnsi" w:eastAsiaTheme="minorEastAsia" w:hAnsiTheme="minorHAnsi" w:cstheme="minorBidi"/>
+              <w:noProof/>
+              <w:kern w:val="2"/>
+              <w:sz w:val="24"/>
+              <w:szCs w:val="24"/>
+              <w14:ligatures w14:val="standardContextual"/>
+            </w:rPr>
+          </w:pPr>
+          <w:hyperlink w:anchor="_Toc231821948" w:history="1">
+            <w:r>
+              <w:rPr>
+                <w:rStyle w:val="Hyperlink"/>
+                <w:b/>
+                <w:bCs/>
+                <w:noProof/>
+              </w:rPr>
+              <w:t>Title</w:t>
+            </w:r>
+            <w:r>
+              <w:rPr>
+                <w:noProof/>
+                <w:webHidden/>
+              </w:rPr>
+              <w:tab/>
+            </w:r>
+            <w:r>
+              <w:rPr>
+                <w:noProof/>
+                <w:webHidden/>
+              </w:rPr>
+              <w:fldChar w:fldCharType="begin"/>
+            </w:r>
+            <w:r>
+              <w:rPr>
+                <w:noProof/>
+                <w:webHidden/>
+              </w:rPr>
+              <w:instrText xml:space="preserve"> PAGEREF _Toc231821948 \h </w:instrText>
+            </w:r>
+            <w:r>
+              <w:rPr>
+                <w:noProof/>
+                <w:webHidden/>
+              </w:rPr>
+            </w:r>
+            <w:r>
+              <w:rPr>
+                <w:noProof/>
+                <w:webHidden/>
+              </w:rPr>
+              <w:fldChar w:fldCharType="separate"/>
+            </w:r>
+            <w:r>
+              <w:rPr>
+                <w:noProof/>
+                <w:webHidden/>
+              </w:rPr>
+              <w:t>13</w:t>
+            </w:r>
+            <w:r>
+              <w:rPr>
+                <w:noProof/>
+                <w:webHidden/>
+              </w:rPr>
+              <w:fldChar w:fldCharType="end"/>
+            </w:r>
+          </w:hyperlink>
+        </w:p>
+        <w:p>
+          <w:pPr>
+            <w:pStyle w:val="TOC3"/>
+            <w:tabs>
+              <w:tab w:val="right" w:leader="dot" w:pos="10070"/>
+            </w:tabs>
+            <w:rPr>
+              <w:rFonts w:asciiTheme="minorHAnsi" w:eastAsiaTheme="minorEastAsia" w:hAnsiTheme="minorHAnsi" w:cstheme="minorBidi"/>
+              <w:noProof/>
+              <w:kern w:val="2"/>
+              <w:sz w:val="24"/>
+              <w:szCs w:val="24"/>
+              <w14:ligatures w14:val="standardContextual"/>
+            </w:rPr>
+          </w:pPr>
+          <w:hyperlink w:anchor="_Toc231821949" w:history="1">
+            <w:r>
+              <w:rPr>
+                <w:rStyle w:val="Hyperlink"/>
+                <w:b/>
+                <w:bCs/>
+                <w:noProof/>
+              </w:rPr>
+              <w:t>Fig 1: LFSR Generator Implementation</w:t>
+            </w:r>
+            <w:r>
+              <w:rPr>
+                <w:noProof/>
+                <w:webHidden/>
+              </w:rPr>
+              <w:tab/>
+            </w:r>
+            <w:r>
+              <w:rPr>
+                <w:noProof/>
+                <w:webHidden/>
+              </w:rPr>
+              <w:fldChar w:fldCharType="begin"/>
+            </w:r>
+            <w:r>
+              <w:rPr>
+                <w:noProof/>
+                <w:webHidden/>
+              </w:rPr>
+              <w:instrText xml:space="preserve"> PAGEREF _Toc231821949 \h </w:instrText>
+            </w:r>
+            <w:r>
+              <w:rPr>
+                <w:noProof/>
+                <w:webHidden/>
+              </w:rPr>
+            </w:r>
+            <w:r>
+              <w:rPr>
+                <w:noProof/>
+                <w:webHidden/>
+              </w:rPr>
+              <w:fldChar w:fldCharType="separate"/>
+            </w:r>
+            <w:r>
+              <w:rPr>
+                <w:noProof/>
+                <w:webHidden/>
+              </w:rPr>
+              <w:t>13</w:t>
+            </w:r>
+            <w:r>
+              <w:rPr>
+                <w:noProof/>
+                <w:webHidden/>
+              </w:rPr>
+              <w:fldChar w:fldCharType="end"/>
+            </w:r>
+          </w:hyperlink>
+        </w:p>
+        <w:p>
+          <w:pPr>
+            <w:pStyle w:val="TOC1"/>
+            <w:tabs>
+              <w:tab w:val="right" w:leader="dot" w:pos="10070"/>
+            </w:tabs>
+            <w:rPr>
+              <w:rFonts w:asciiTheme="minorHAnsi" w:eastAsiaTheme="minorEastAsia" w:hAnsiTheme="minorHAnsi" w:cstheme="minorBidi"/>
+              <w:b w:val="0"/>
+              <w:bCs w:val="0"/>
+              <w:noProof/>
+              <w:kern w:val="2"/>
+              <w14:ligatures w14:val="standardContextual"/>
+            </w:rPr>
+          </w:pPr>
+          <w:hyperlink w:anchor="_Toc231821950" w:history="1">
+            <w:r>
+              <w:rPr>
+                <w:rStyle w:val="Hyperlink"/>
+                <w:noProof/>
+              </w:rPr>
+              <w:t>Fig 2: Secure Random Password Generation</w:t>
+            </w:r>
+            <w:r>
+              <w:rPr>
+                <w:noProof/>
+                <w:webHidden/>
+              </w:rPr>
+              <w:tab/>
+            </w:r>
+            <w:r>
+              <w:rPr>
+                <w:noProof/>
+                <w:webHidden/>
+              </w:rPr>
+              <w:fldChar w:fldCharType="begin"/>
+            </w:r>
+            <w:r>
+              <w:rPr>
+                <w:noProof/>
+                <w:webHidden/>
+              </w:rPr>
+              <w:instrText xml:space="preserve"> PAGEREF _Toc231821950 \h </w:instrText>
+            </w:r>
+            <w:r>
+              <w:rPr>
+                <w:noProof/>
+                <w:webHidden/>
+              </w:rPr>
+            </w:r>
+            <w:r>
+              <w:rPr>
+                <w:noProof/>
+                <w:webHidden/>
+              </w:rPr>
+              <w:fldChar w:fldCharType="separate"/>
+            </w:r>
+            <w:r>
+              <w:rPr>
+                <w:noProof/>
+                <w:webHidden/>
+              </w:rPr>
+              <w:t>14</w:t>
+            </w:r>
+            <w:r>
+              <w:rPr>
+                <w:noProof/>
+                <w:webHidden/>
+              </w:rPr>
+              <w:fldChar w:fldCharType="end"/>
+            </w:r>
+          </w:hyperlink>
+        </w:p>
+        <w:p>
+          <w:pPr>
+            <w:pStyle w:val="TOC1"/>
+            <w:tabs>
+              <w:tab w:val="right" w:leader="dot" w:pos="10070"/>
+            </w:tabs>
+            <w:rPr>
+              <w:rFonts w:asciiTheme="minorHAnsi" w:eastAsiaTheme="minorEastAsia" w:hAnsiTheme="minorHAnsi" w:cstheme="minorBidi"/>
+              <w:b w:val="0"/>
+              <w:bCs w:val="0"/>
+              <w:noProof/>
+              <w:kern w:val="2"/>
+              <w14:ligatures w14:val="standardContextual"/>
+            </w:rPr>
+          </w:pPr>
+          <w:hyperlink w:anchor="_Toc231821951" w:history="1">
+            <w:r>
+              <w:rPr>
+                <w:rStyle w:val="Hyperlink"/>
+                <w:noProof/>
+              </w:rPr>
+              <w:t>Fig 3. Generation of Secure Authentication Tokens</w:t>
+            </w:r>
+            <w:r>
+              <w:rPr>
+                <w:noProof/>
+                <w:webHidden/>
+              </w:rPr>
+              <w:tab/>
+            </w:r>
+            <w:r>
+              <w:rPr>
+                <w:noProof/>
+                <w:webHidden/>
+              </w:rPr>
+              <w:fldChar w:fldCharType="begin"/>
+            </w:r>
+            <w:r>
+              <w:rPr>
+                <w:noProof/>
+                <w:webHidden/>
+              </w:rPr>
+              <w:instrText xml:space="preserve"> PAGEREF _Toc231821951 \h </w:instrText>
+            </w:r>
+            <w:r>
+              <w:rPr>
+                <w:noProof/>
+                <w:webHidden/>
+              </w:rPr>
+            </w:r>
+            <w:r>
+              <w:rPr>
+                <w:noProof/>
+                <w:webHidden/>
+              </w:rPr>
+              <w:fldChar w:fldCharType="separate"/>
+            </w:r>
+            <w:r>
+              <w:rPr>
+                <w:noProof/>
+                <w:webHidden/>
+              </w:rPr>
+              <w:t>14</w:t>
+            </w:r>
+            <w:r>
+              <w:rPr>
+                <w:noProof/>
+                <w:webHidden/>
+              </w:rPr>
+              <w:fldChar w:fldCharType="end"/>
+            </w:r>
+          </w:hyperlink>
+        </w:p>
+        <w:p>
+          <w:pPr>
+            <w:pStyle w:val="TOC2"/>
+            <w:tabs>
+              <w:tab w:val="right" w:leader="dot" w:pos="10070"/>
+            </w:tabs>
+            <w:rPr>
+              <w:rFonts w:asciiTheme="minorHAnsi" w:eastAsiaTheme="minorEastAsia" w:hAnsiTheme="minorHAnsi" w:cstheme="minorBidi"/>
+              <w:noProof/>
+              <w:kern w:val="2"/>
+              <w:sz w:val="24"/>
+              <w:szCs w:val="24"/>
+              <w14:ligatures w14:val="standardContextual"/>
+            </w:rPr>
+          </w:pPr>
+          <w:hyperlink w:anchor="_Toc231821952" w:history="1">
+            <w:r>
+              <w:rPr>
+                <w:rStyle w:val="Hyperlink"/>
+                <w:noProof/>
+              </w:rPr>
+              <w:t>Fig 4: Stream Cipher Demonstration Using XOR-Based Encryption</w:t>
+            </w:r>
+            <w:r>
+              <w:rPr>
+                <w:noProof/>
+                <w:webHidden/>
+              </w:rPr>
+              <w:tab/>
+            </w:r>
+            <w:r>
+              <w:rPr>
+                <w:noProof/>
+                <w:webHidden/>
+              </w:rPr>
+              <w:fldChar w:fldCharType="begin"/>
+            </w:r>
+            <w:r>
+              <w:rPr>
+                <w:noProof/>
+                <w:webHidden/>
+              </w:rPr>
+              <w:instrText xml:space="preserve"> PAGEREF _Toc231821952 \h </w:instrText>
+            </w:r>
+            <w:r>
+              <w:rPr>
+                <w:noProof/>
+                <w:webHidden/>
+              </w:rPr>
+            </w:r>
+            <w:r>
+              <w:rPr>
+                <w:noProof/>
+                <w:webHidden/>
+              </w:rPr>
+              <w:fldChar w:fldCharType="separate"/>
+            </w:r>
+            <w:r>
+              <w:rPr>
+                <w:noProof/>
+                <w:webHidden/>
+              </w:rPr>
+              <w:t>15</w:t>
+            </w:r>
+            <w:r>
+              <w:rPr>
+                <w:noProof/>
+                <w:webHidden/>
+              </w:rPr>
+              <w:fldChar w:fldCharType="end"/>
+            </w:r>
+          </w:hyperlink>
+        </w:p>
+        <w:p>
+          <w:pPr>
+            <w:pStyle w:val="TOC2"/>
+            <w:tabs>
+              <w:tab w:val="right" w:leader="dot" w:pos="10070"/>
+            </w:tabs>
+            <w:rPr>
+              <w:rFonts w:asciiTheme="minorHAnsi" w:eastAsiaTheme="minorEastAsia" w:hAnsiTheme="minorHAnsi" w:cstheme="minorBidi"/>
+              <w:noProof/>
+              <w:kern w:val="2"/>
+              <w:sz w:val="24"/>
+              <w:szCs w:val="24"/>
+              <w14:ligatures w14:val="standardContextual"/>
+            </w:rPr>
+          </w:pPr>
+          <w:hyperlink w:anchor="_Toc231821953" w:history="1">
+            <w:r>
+              <w:rPr>
+                <w:rStyle w:val="Hyperlink"/>
+                <w:noProof/>
+              </w:rPr>
+              <w:t>WEEK 3   Reflection</w:t>
+            </w:r>
+            <w:r>
+              <w:rPr>
+                <w:noProof/>
+                <w:webHidden/>
+              </w:rPr>
+              <w:tab/>
+            </w:r>
+            <w:r>
+              <w:rPr>
+                <w:noProof/>
+                <w:webHidden/>
+              </w:rPr>
+              <w:fldChar w:fldCharType="begin"/>
+            </w:r>
+            <w:r>
+              <w:rPr>
+                <w:noProof/>
+                <w:webHidden/>
+              </w:rPr>
+              <w:instrText xml:space="preserve"> PAGEREF _Toc231821953 \h </w:instrText>
+            </w:r>
+            <w:r>
+              <w:rPr>
+                <w:noProof/>
+                <w:webHidden/>
+              </w:rPr>
+            </w:r>
+            <w:r>
+              <w:rPr>
+                <w:noProof/>
+                <w:webHidden/>
+              </w:rPr>
+              <w:fldChar w:fldCharType="separate"/>
+            </w:r>
+            <w:r>
+              <w:rPr>
+                <w:noProof/>
+                <w:webHidden/>
+              </w:rPr>
+              <w:t>16</w:t>
             </w:r>
             <w:r>
               <w:rPr>
@@ -2669,7 +3167,7 @@
           <w:u w:val="none"/>
         </w:rPr>
       </w:pPr>
-      <w:bookmarkStart w:id="0" w:name="_Toc231817909"/>
+      <w:bookmarkStart w:id="0" w:name="_Toc231821932"/>
       <w:r>
         <w:rPr>
           <w:rFonts w:ascii="Arial"/>
@@ -2741,7 +3239,7 @@
         </w:tabs>
         <w:ind w:left="536"/>
       </w:pPr>
-      <w:bookmarkStart w:id="1" w:name="_Toc231817910"/>
+      <w:bookmarkStart w:id="1" w:name="_Toc231821933"/>
       <w:proofErr w:type="gramStart"/>
       <w:r>
         <w:t>Title  .</w:t>
@@ -2983,7 +3481,7 @@
         </w:tabs>
         <w:ind w:left="541"/>
       </w:pPr>
-      <w:bookmarkStart w:id="2" w:name="_Toc231817911"/>
+      <w:bookmarkStart w:id="2" w:name="_Toc231821934"/>
       <w:r>
         <w:t xml:space="preserve">Fig </w:t>
       </w:r>
@@ -3033,7 +3531,7 @@
           <w:noProof/>
         </w:rPr>
         <w:drawing>
-          <wp:inline distT="0" distB="0" distL="0" distR="0" wp14:anchorId="07F8272B" wp14:editId="021E3FB8">
+          <wp:inline distT="0" distB="0" distL="0" distR="0" wp14:anchorId="07F8272B" wp14:editId="60B6E9BB">
             <wp:extent cx="5571136" cy="2827020"/>
             <wp:effectExtent l="0" t="0" r="0" b="0"/>
             <wp:docPr id="997017911" name="Picture 6"/>
@@ -3111,7 +3609,7 @@
         </w:tabs>
         <w:ind w:left="541"/>
       </w:pPr>
-      <w:bookmarkStart w:id="3" w:name="_Toc231817912"/>
+      <w:bookmarkStart w:id="3" w:name="_Toc231821935"/>
       <w:r>
         <w:t xml:space="preserve">Fig </w:t>
       </w:r>
@@ -3175,7 +3673,7 @@
           <w:noProof/>
         </w:rPr>
         <w:drawing>
-          <wp:inline distT="0" distB="0" distL="0" distR="0" wp14:anchorId="5C2BEC7C" wp14:editId="49E21A78">
+          <wp:inline distT="0" distB="0" distL="0" distR="0" wp14:anchorId="5C2BEC7C" wp14:editId="0FC3AC55">
             <wp:extent cx="6236738" cy="3307080"/>
             <wp:effectExtent l="0" t="0" r="0" b="7620"/>
             <wp:docPr id="756015526" name="Picture 7"/>
@@ -3256,7 +3754,7 @@
           <w:szCs w:val="27"/>
         </w:rPr>
       </w:pPr>
-      <w:bookmarkStart w:id="4" w:name="_Toc231817913"/>
+      <w:bookmarkStart w:id="4" w:name="_Toc231821936"/>
       <w:r>
         <w:rPr>
           <w:noProof/>
@@ -3374,7 +3872,7 @@
         <w:ind w:left="541"/>
       </w:pPr>
       <w:bookmarkStart w:id="5" w:name="_Toc231816820"/>
-      <w:bookmarkStart w:id="6" w:name="_Toc231817914"/>
+      <w:bookmarkStart w:id="6" w:name="_Toc231821937"/>
       <w:r>
         <w:rPr>
           <w:noProof/>
@@ -3572,7 +4070,7 @@
           <w:szCs w:val="28"/>
         </w:rPr>
       </w:pPr>
-      <w:bookmarkStart w:id="7" w:name="_Toc231817915"/>
+      <w:bookmarkStart w:id="7" w:name="_Toc231821938"/>
       <w:r>
         <w:rPr>
           <w:b/>
@@ -3820,7 +4318,7 @@
           <w:szCs w:val="27"/>
         </w:rPr>
       </w:pPr>
-      <w:bookmarkStart w:id="8" w:name="_Toc231817916"/>
+      <w:bookmarkStart w:id="8" w:name="_Toc231821939"/>
       <w:r>
         <w:rPr>
           <w:b/>
@@ -3869,7 +4367,7 @@
         </w:rPr>
         <w:lastRenderedPageBreak/>
         <w:drawing>
-          <wp:inline distT="0" distB="0" distL="0" distR="0" wp14:anchorId="6918EA31" wp14:editId="3E5E7CAF">
+          <wp:inline distT="0" distB="0" distL="0" distR="0" wp14:anchorId="6918EA31" wp14:editId="37A9FFB6">
             <wp:extent cx="6400800" cy="3220720"/>
             <wp:effectExtent l="0" t="0" r="0" b="0"/>
             <wp:docPr id="1114723102" name="Picture 24"/>
@@ -3997,7 +4495,7 @@
         <w:lastRenderedPageBreak/>
         <w:t xml:space="preserve"> </w:t>
       </w:r>
-      <w:bookmarkStart w:id="9" w:name="_Toc231817917"/>
+      <w:bookmarkStart w:id="9" w:name="_Toc231821940"/>
       <w:r>
         <w:rPr>
           <w:b/>
@@ -4032,7 +4530,7 @@
           <w:szCs w:val="27"/>
         </w:rPr>
       </w:pPr>
-      <w:bookmarkStart w:id="10" w:name="_Toc231817918"/>
+      <w:bookmarkStart w:id="10" w:name="_Toc231821941"/>
       <w:r>
         <w:rPr>
           <w:b/>
@@ -4266,7 +4764,7 @@
           <w:szCs w:val="27"/>
         </w:rPr>
       </w:pPr>
-      <w:bookmarkStart w:id="11" w:name="_Toc231817919"/>
+      <w:bookmarkStart w:id="11" w:name="_Toc231821942"/>
       <w:r>
         <w:rPr>
           <w:b/>
@@ -4302,9 +4800,8 @@
           <w:sz w:val="27"/>
           <w:szCs w:val="27"/>
         </w:rPr>
-        <w:t xml:space="preserve">User Input and Encryption Key Selection </w:t>
-      </w:r>
-      <w:proofErr w:type="spellStart"/>
+        <w:t>User Input and Encryption Key Selection Pro</w:t>
+      </w:r>
       <w:r>
         <w:rPr>
           <w:b/>
@@ -4312,10 +4809,27 @@
           <w:sz w:val="27"/>
           <w:szCs w:val="27"/>
         </w:rPr>
-        <w:t>Proces</w:t>
+        <w:t>c</w:t>
+      </w:r>
+      <w:r>
+        <w:rPr>
+          <w:b/>
+          <w:bCs/>
+          <w:sz w:val="27"/>
+          <w:szCs w:val="27"/>
+        </w:rPr>
+        <w:t>es</w:t>
+      </w:r>
+      <w:r>
+        <w:rPr>
+          <w:b/>
+          <w:bCs/>
+          <w:sz w:val="27"/>
+          <w:szCs w:val="27"/>
+        </w:rPr>
+        <w:t>s</w:t>
       </w:r>
       <w:bookmarkEnd w:id="11"/>
-      <w:proofErr w:type="spellEnd"/>
     </w:p>
     <w:p/>
     <w:p/>
@@ -4390,7 +4904,7 @@
           <w:szCs w:val="27"/>
         </w:rPr>
       </w:pPr>
-      <w:bookmarkStart w:id="12" w:name="_Toc231817920"/>
+      <w:bookmarkStart w:id="12" w:name="_Toc231821943"/>
       <w:r>
         <w:rPr>
           <w:b/>
@@ -4658,7 +5172,7 @@
           <w:szCs w:val="27"/>
         </w:rPr>
       </w:pPr>
-      <w:bookmarkStart w:id="13" w:name="_Toc231817921"/>
+      <w:bookmarkStart w:id="13" w:name="_Toc231821944"/>
       <w:r>
         <w:rPr>
           <w:b/>
@@ -4784,7 +5298,7 @@
       <w:pPr>
         <w:pStyle w:val="Heading2"/>
       </w:pPr>
-      <w:bookmarkStart w:id="14" w:name="_Toc231817922"/>
+      <w:bookmarkStart w:id="14" w:name="_Toc231821945"/>
       <w:r>
         <w:lastRenderedPageBreak/>
         <w:t>Fig 5: Vigenère Cipher Encryption Results</w:t>
@@ -4886,7 +5400,7 @@
           <w:color w:val="auto"/>
         </w:rPr>
       </w:pPr>
-      <w:bookmarkStart w:id="15" w:name="_Toc231817923"/>
+      <w:bookmarkStart w:id="15" w:name="_Toc231821946"/>
       <w:r>
         <w:rPr>
           <w:b/>
@@ -4903,14 +5417,923 @@
         <w:t>Week 2 focused on implementing classical cryptographic algorithms. Both the Caesar Cipher and Vigenère Cipher were successfully developed and tested. The exercises provided practical understanding of substitution-based encryption techniques and highlighted the evolution from simple to more secure classical cryptographic methods.</w:t>
       </w:r>
     </w:p>
-    <w:p>
-      <w:pPr>
+    <w:p/>
+    <w:p/>
+    <w:p/>
+    <w:p/>
+    <w:p/>
+    <w:p/>
+    <w:p/>
+    <w:p/>
+    <w:p/>
+    <w:p/>
+    <w:p/>
+    <w:p/>
+    <w:p/>
+    <w:p/>
+    <w:p/>
+    <w:p>
+      <w:pPr>
+        <w:spacing w:before="100" w:beforeAutospacing="1" w:after="100" w:afterAutospacing="1"/>
+        <w:outlineLvl w:val="0"/>
+        <w:rPr>
+          <w:b/>
+          <w:bCs/>
+          <w:kern w:val="36"/>
+          <w:sz w:val="48"/>
+          <w:szCs w:val="48"/>
+        </w:rPr>
+      </w:pPr>
+      <w:bookmarkStart w:id="16" w:name="_Toc231821947"/>
+      <w:r>
+        <w:rPr>
+          <w:b/>
+          <w:bCs/>
+          <w:kern w:val="36"/>
+          <w:sz w:val="48"/>
+          <w:szCs w:val="48"/>
+        </w:rPr>
+        <w:t>Week 3: Stream Ciphers and Randomness Testing</w:t>
+      </w:r>
+      <w:bookmarkEnd w:id="16"/>
+    </w:p>
+    <w:p>
+      <w:pPr>
+        <w:spacing w:before="100" w:beforeAutospacing="1" w:after="100" w:afterAutospacing="1"/>
+        <w:outlineLvl w:val="1"/>
+        <w:rPr>
+          <w:b/>
+          <w:bCs/>
+          <w:sz w:val="36"/>
+          <w:szCs w:val="36"/>
+        </w:rPr>
+      </w:pPr>
+      <w:bookmarkStart w:id="17" w:name="_Toc231821948"/>
+      <w:r>
+        <w:rPr>
+          <w:b/>
+          <w:bCs/>
+          <w:sz w:val="36"/>
+          <w:szCs w:val="36"/>
+        </w:rPr>
+        <w:t>Title</w:t>
+      </w:r>
+      <w:bookmarkEnd w:id="17"/>
+    </w:p>
+    <w:p>
+      <w:pPr>
+        <w:spacing w:before="100" w:beforeAutospacing="1" w:after="100" w:afterAutospacing="1"/>
+        <w:rPr>
+          <w:sz w:val="24"/>
+          <w:szCs w:val="24"/>
+        </w:rPr>
+      </w:pPr>
+      <w:r>
+        <w:rPr>
+          <w:sz w:val="24"/>
+          <w:szCs w:val="24"/>
+        </w:rPr>
+        <w:t>Implementation of Stream Cipher Systems and Random Sequence Analysis</w:t>
+      </w:r>
+    </w:p>
+    <w:p>
+      <w:pPr>
+        <w:spacing w:before="100" w:beforeAutospacing="1" w:after="100" w:afterAutospacing="1"/>
+        <w:rPr>
+          <w:sz w:val="24"/>
+          <w:szCs w:val="24"/>
+        </w:rPr>
+      </w:pPr>
+    </w:p>
+    <w:p>
+      <w:pPr>
+        <w:spacing w:before="100" w:beforeAutospacing="1" w:after="100" w:afterAutospacing="1"/>
+        <w:outlineLvl w:val="2"/>
+        <w:rPr>
+          <w:b/>
+          <w:bCs/>
+          <w:sz w:val="27"/>
+          <w:szCs w:val="27"/>
+        </w:rPr>
+      </w:pPr>
+      <w:bookmarkStart w:id="18" w:name="_Toc231821949"/>
+      <w:r>
+        <w:rPr>
+          <w:b/>
+          <w:bCs/>
+          <w:sz w:val="27"/>
+          <w:szCs w:val="27"/>
+        </w:rPr>
+        <w:t>Fig 1: LFSR Generator Implementation</w:t>
+      </w:r>
+      <w:bookmarkEnd w:id="18"/>
+    </w:p>
+    <w:p/>
+    <w:p/>
+    <w:p>
+      <w:r>
+        <w:rPr>
+          <w:noProof/>
+        </w:rPr>
+        <w:drawing>
+          <wp:anchor distT="0" distB="0" distL="114300" distR="114300" simplePos="0" relativeHeight="487605760" behindDoc="0" locked="0" layoutInCell="1" allowOverlap="1" wp14:anchorId="214F9156" wp14:editId="02CF8BC1">
+            <wp:simplePos x="0" y="0"/>
+            <wp:positionH relativeFrom="column">
+              <wp:posOffset>533400</wp:posOffset>
+            </wp:positionH>
+            <wp:positionV relativeFrom="paragraph">
+              <wp:posOffset>15875</wp:posOffset>
+            </wp:positionV>
+            <wp:extent cx="4305935" cy="1935480"/>
+            <wp:effectExtent l="0" t="0" r="0" b="7620"/>
+            <wp:wrapThrough wrapText="bothSides">
+              <wp:wrapPolygon edited="0">
+                <wp:start x="0" y="0"/>
+                <wp:lineTo x="0" y="21472"/>
+                <wp:lineTo x="21501" y="21472"/>
+                <wp:lineTo x="21501" y="0"/>
+                <wp:lineTo x="0" y="0"/>
+              </wp:wrapPolygon>
+            </wp:wrapThrough>
+            <wp:docPr id="28842905" name="Picture 3"/>
+            <wp:cNvGraphicFramePr>
+              <a:graphicFrameLocks xmlns:a="http://schemas.openxmlformats.org/drawingml/2006/main" noChangeAspect="1"/>
+            </wp:cNvGraphicFramePr>
+            <a:graphic xmlns:a="http://schemas.openxmlformats.org/drawingml/2006/main">
+              <a:graphicData uri="http://schemas.openxmlformats.org/drawingml/2006/picture">
+                <pic:pic xmlns:pic="http://schemas.openxmlformats.org/drawingml/2006/picture">
+                  <pic:nvPicPr>
+                    <pic:cNvPr id="0" name="Picture 2"/>
+                    <pic:cNvPicPr>
+                      <a:picLocks noChangeAspect="1" noChangeArrowheads="1"/>
+                    </pic:cNvPicPr>
+                  </pic:nvPicPr>
+                  <pic:blipFill rotWithShape="1">
+                    <a:blip r:embed="rId24">
+                      <a:extLst>
+                        <a:ext uri="{28A0092B-C50C-407E-A947-70E740481C1C}">
+                          <a14:useLocalDpi xmlns:a14="http://schemas.microsoft.com/office/drawing/2010/main" val="0"/>
+                        </a:ext>
+                      </a:extLst>
+                    </a:blip>
+                    <a:srcRect b="22797"/>
+                    <a:stretch>
+                      <a:fillRect/>
+                    </a:stretch>
+                  </pic:blipFill>
+                  <pic:spPr bwMode="auto">
+                    <a:xfrm>
+                      <a:off x="0" y="0"/>
+                      <a:ext cx="4305935" cy="1935480"/>
+                    </a:xfrm>
+                    <a:prstGeom prst="rect">
+                      <a:avLst/>
+                    </a:prstGeom>
+                    <a:noFill/>
+                    <a:ln>
+                      <a:noFill/>
+                    </a:ln>
+                    <a:extLst>
+                      <a:ext uri="{53640926-AAD7-44D8-BBD7-CCE9431645EC}">
+                        <a14:shadowObscured xmlns:a14="http://schemas.microsoft.com/office/drawing/2010/main"/>
+                      </a:ext>
+                    </a:extLst>
+                  </pic:spPr>
+                </pic:pic>
+              </a:graphicData>
+            </a:graphic>
+            <wp14:sizeRelH relativeFrom="page">
+              <wp14:pctWidth>0</wp14:pctWidth>
+            </wp14:sizeRelH>
+            <wp14:sizeRelV relativeFrom="page">
+              <wp14:pctHeight>0</wp14:pctHeight>
+            </wp14:sizeRelV>
+          </wp:anchor>
+        </w:drawing>
+      </w:r>
+    </w:p>
+    <w:p/>
+    <w:p/>
+    <w:p/>
+    <w:p/>
+    <w:p/>
+    <w:p/>
+    <w:p/>
+    <w:p/>
+    <w:p/>
+    <w:p/>
+    <w:p/>
+    <w:p/>
+    <w:p/>
+    <w:p>
+      <w:pPr>
+        <w:pStyle w:val="Heading4"/>
+        <w:rPr>
+          <w:color w:val="auto"/>
+        </w:rPr>
+      </w:pPr>
+      <w:r>
+        <w:rPr>
+          <w:color w:val="auto"/>
+        </w:rPr>
+        <w:t xml:space="preserve">Fig 1.1 Python </w:t>
+      </w:r>
+      <w:proofErr w:type="gramStart"/>
+      <w:r>
+        <w:rPr>
+          <w:color w:val="auto"/>
+        </w:rPr>
+        <w:t>script  for</w:t>
+      </w:r>
+      <w:proofErr w:type="gramEnd"/>
+      <w:r>
+        <w:rPr>
+          <w:color w:val="auto"/>
+        </w:rPr>
+        <w:t xml:space="preserve"> random key generation</w:t>
+      </w:r>
+    </w:p>
+    <w:p>
+      <w:r>
+        <w:rPr>
+          <w:noProof/>
+        </w:rPr>
+        <w:drawing>
+          <wp:anchor distT="0" distB="0" distL="114300" distR="114300" simplePos="0" relativeHeight="487606784" behindDoc="0" locked="0" layoutInCell="1" allowOverlap="1" wp14:anchorId="04A55707" wp14:editId="10D32AF1">
+            <wp:simplePos x="0" y="0"/>
+            <wp:positionH relativeFrom="margin">
+              <wp:align>left</wp:align>
+            </wp:positionH>
+            <wp:positionV relativeFrom="paragraph">
+              <wp:posOffset>168275</wp:posOffset>
+            </wp:positionV>
+            <wp:extent cx="6110255" cy="2019300"/>
+            <wp:effectExtent l="0" t="0" r="5080" b="0"/>
+            <wp:wrapThrough wrapText="bothSides">
+              <wp:wrapPolygon edited="0">
+                <wp:start x="0" y="0"/>
+                <wp:lineTo x="0" y="21396"/>
+                <wp:lineTo x="21551" y="21396"/>
+                <wp:lineTo x="21551" y="0"/>
+                <wp:lineTo x="0" y="0"/>
+              </wp:wrapPolygon>
+            </wp:wrapThrough>
+            <wp:docPr id="1130838561" name="Picture 4"/>
+            <wp:cNvGraphicFramePr>
+              <a:graphicFrameLocks xmlns:a="http://schemas.openxmlformats.org/drawingml/2006/main" noChangeAspect="1"/>
+            </wp:cNvGraphicFramePr>
+            <a:graphic xmlns:a="http://schemas.openxmlformats.org/drawingml/2006/main">
+              <a:graphicData uri="http://schemas.openxmlformats.org/drawingml/2006/picture">
+                <pic:pic xmlns:pic="http://schemas.openxmlformats.org/drawingml/2006/picture">
+                  <pic:nvPicPr>
+                    <pic:cNvPr id="0" name="Picture 5"/>
+                    <pic:cNvPicPr>
+                      <a:picLocks noChangeAspect="1" noChangeArrowheads="1"/>
+                    </pic:cNvPicPr>
+                  </pic:nvPicPr>
+                  <pic:blipFill rotWithShape="1">
+                    <a:blip r:embed="rId25">
+                      <a:extLst>
+                        <a:ext uri="{28A0092B-C50C-407E-A947-70E740481C1C}">
+                          <a14:useLocalDpi xmlns:a14="http://schemas.microsoft.com/office/drawing/2010/main" val="0"/>
+                        </a:ext>
+                      </a:extLst>
+                    </a:blip>
+                    <a:srcRect b="42724"/>
+                    <a:stretch>
+                      <a:fillRect/>
+                    </a:stretch>
+                  </pic:blipFill>
+                  <pic:spPr bwMode="auto">
+                    <a:xfrm>
+                      <a:off x="0" y="0"/>
+                      <a:ext cx="6110255" cy="2019300"/>
+                    </a:xfrm>
+                    <a:prstGeom prst="rect">
+                      <a:avLst/>
+                    </a:prstGeom>
+                    <a:noFill/>
+                    <a:ln>
+                      <a:noFill/>
+                    </a:ln>
+                    <a:extLst>
+                      <a:ext uri="{53640926-AAD7-44D8-BBD7-CCE9431645EC}">
+                        <a14:shadowObscured xmlns:a14="http://schemas.microsoft.com/office/drawing/2010/main"/>
+                      </a:ext>
+                    </a:extLst>
+                  </pic:spPr>
+                </pic:pic>
+              </a:graphicData>
+            </a:graphic>
+            <wp14:sizeRelH relativeFrom="page">
+              <wp14:pctWidth>0</wp14:pctWidth>
+            </wp14:sizeRelH>
+            <wp14:sizeRelV relativeFrom="page">
+              <wp14:pctHeight>0</wp14:pctHeight>
+            </wp14:sizeRelV>
+          </wp:anchor>
+        </w:drawing>
+      </w:r>
+    </w:p>
+    <w:p/>
+    <w:p>
+      <w:pPr>
+        <w:pStyle w:val="Heading4"/>
+        <w:rPr>
+          <w:color w:val="auto"/>
+        </w:rPr>
+      </w:pPr>
+    </w:p>
+    <w:p>
+      <w:pPr>
+        <w:rPr>
+          <w:sz w:val="24"/>
+          <w:szCs w:val="24"/>
+        </w:rPr>
+      </w:pPr>
+    </w:p>
+    <w:p>
+      <w:pPr>
+        <w:rPr>
+          <w:sz w:val="24"/>
+          <w:szCs w:val="24"/>
+        </w:rPr>
+      </w:pPr>
+      <w:r>
+        <w:rPr>
+          <w:sz w:val="24"/>
+          <w:szCs w:val="24"/>
+        </w:rPr>
+        <w:t>system generates a cryptographically secure random key using the Python secrets module. Such keys are suitable for encryption systems because they are resistant to prediction and brute-force attacks.</w:t>
+      </w:r>
+    </w:p>
+    <w:p>
+      <w:pPr>
+        <w:rPr>
+          <w:sz w:val="24"/>
+          <w:szCs w:val="24"/>
+        </w:rPr>
+      </w:pPr>
+    </w:p>
+    <w:p>
+      <w:pPr>
+        <w:rPr>
+          <w:sz w:val="24"/>
+          <w:szCs w:val="24"/>
+        </w:rPr>
+      </w:pPr>
+    </w:p>
+    <w:p>
+      <w:pPr>
+        <w:rPr>
+          <w:sz w:val="24"/>
+          <w:szCs w:val="24"/>
+        </w:rPr>
+      </w:pPr>
+    </w:p>
+    <w:p>
+      <w:pPr>
+        <w:pStyle w:val="Heading1"/>
+        <w:rPr>
+          <w:u w:val="none"/>
+        </w:rPr>
+      </w:pPr>
+      <w:bookmarkStart w:id="19" w:name="_Toc231821950"/>
+      <w:r>
+        <w:rPr>
+          <w:u w:val="none"/>
+        </w:rPr>
+        <w:t>Fig 2: Secure Random Password Generation</w:t>
+      </w:r>
+      <w:bookmarkEnd w:id="19"/>
+    </w:p>
+    <w:p>
+      <w:pPr>
+        <w:rPr>
+          <w:sz w:val="24"/>
+          <w:szCs w:val="24"/>
+        </w:rPr>
+      </w:pPr>
+    </w:p>
+    <w:p>
+      <w:pPr>
+        <w:rPr>
+          <w:sz w:val="24"/>
+          <w:szCs w:val="24"/>
+        </w:rPr>
+      </w:pPr>
+    </w:p>
+    <w:p>
+      <w:pPr>
+        <w:rPr>
+          <w:sz w:val="24"/>
+          <w:szCs w:val="24"/>
+        </w:rPr>
+      </w:pPr>
+    </w:p>
+    <w:p>
+      <w:pPr>
+        <w:rPr>
+          <w:sz w:val="24"/>
+          <w:szCs w:val="24"/>
+        </w:rPr>
+      </w:pPr>
+      <w:r>
+        <w:rPr>
+          <w:noProof/>
+        </w:rPr>
+        <w:drawing>
+          <wp:inline distT="0" distB="0" distL="0" distR="0" wp14:anchorId="36C2294A" wp14:editId="39C1FA66">
+            <wp:extent cx="6400800" cy="3081655"/>
+            <wp:effectExtent l="0" t="0" r="0" b="4445"/>
+            <wp:docPr id="1594395285" name="Picture 6"/>
+            <wp:cNvGraphicFramePr>
+              <a:graphicFrameLocks xmlns:a="http://schemas.openxmlformats.org/drawingml/2006/main" noChangeAspect="1"/>
+            </wp:cNvGraphicFramePr>
+            <a:graphic xmlns:a="http://schemas.openxmlformats.org/drawingml/2006/main">
+              <a:graphicData uri="http://schemas.openxmlformats.org/drawingml/2006/picture">
+                <pic:pic xmlns:pic="http://schemas.openxmlformats.org/drawingml/2006/picture">
+                  <pic:nvPicPr>
+                    <pic:cNvPr id="0" name="Picture 12"/>
+                    <pic:cNvPicPr>
+                      <a:picLocks noChangeAspect="1" noChangeArrowheads="1"/>
+                    </pic:cNvPicPr>
+                  </pic:nvPicPr>
+                  <pic:blipFill>
+                    <a:blip r:embed="rId26">
+                      <a:extLst>
+                        <a:ext uri="{28A0092B-C50C-407E-A947-70E740481C1C}">
+                          <a14:useLocalDpi xmlns:a14="http://schemas.microsoft.com/office/drawing/2010/main" val="0"/>
+                        </a:ext>
+                      </a:extLst>
+                    </a:blip>
+                    <a:srcRect/>
+                    <a:stretch>
+                      <a:fillRect/>
+                    </a:stretch>
+                  </pic:blipFill>
+                  <pic:spPr bwMode="auto">
+                    <a:xfrm>
+                      <a:off x="0" y="0"/>
+                      <a:ext cx="6400800" cy="3081655"/>
+                    </a:xfrm>
+                    <a:prstGeom prst="rect">
+                      <a:avLst/>
+                    </a:prstGeom>
+                    <a:noFill/>
+                    <a:ln>
+                      <a:noFill/>
+                    </a:ln>
+                  </pic:spPr>
+                </pic:pic>
+              </a:graphicData>
+            </a:graphic>
+          </wp:inline>
+        </w:drawing>
+      </w:r>
+    </w:p>
+    <w:p>
+      <w:pPr>
+        <w:rPr>
+          <w:sz w:val="24"/>
+          <w:szCs w:val="24"/>
+        </w:rPr>
+      </w:pPr>
+    </w:p>
+    <w:p>
+      <w:pPr>
+        <w:rPr>
+          <w:sz w:val="24"/>
+          <w:szCs w:val="24"/>
+        </w:rPr>
+      </w:pPr>
+      <w:r>
+        <w:rPr>
+          <w:sz w:val="24"/>
+          <w:szCs w:val="24"/>
+        </w:rPr>
+        <w:t>Random passwords were generated using cryptographically secure randomness. This demonstrates the application of secure random number generation in authentication and access control systems.</w:t>
+      </w:r>
+    </w:p>
+    <w:p>
+      <w:pPr>
+        <w:rPr>
+          <w:b/>
+          <w:bCs/>
+          <w:sz w:val="27"/>
+          <w:szCs w:val="27"/>
+        </w:rPr>
+      </w:pPr>
+    </w:p>
+    <w:p>
+      <w:pPr>
+        <w:rPr>
+          <w:b/>
+          <w:bCs/>
+          <w:sz w:val="27"/>
+          <w:szCs w:val="27"/>
+        </w:rPr>
+      </w:pPr>
+    </w:p>
+    <w:p>
+      <w:pPr>
+        <w:pStyle w:val="Heading1"/>
+      </w:pPr>
+    </w:p>
+    <w:p>
+      <w:pPr>
+        <w:pStyle w:val="Heading1"/>
+        <w:rPr>
+          <w:u w:val="none"/>
+        </w:rPr>
+      </w:pPr>
+      <w:bookmarkStart w:id="20" w:name="_Toc231821951"/>
+      <w:r>
+        <w:rPr>
+          <w:u w:val="none"/>
+        </w:rPr>
+        <w:t>Fig 3</w:t>
+      </w:r>
+      <w:r>
+        <w:rPr>
+          <w:u w:val="none"/>
+        </w:rPr>
+        <w:t>.</w:t>
+      </w:r>
+      <w:r>
+        <w:rPr>
+          <w:b w:val="0"/>
+          <w:bCs w:val="0"/>
+          <w:sz w:val="22"/>
+          <w:szCs w:val="22"/>
+          <w:u w:val="none"/>
+        </w:rPr>
+        <w:t xml:space="preserve"> </w:t>
+      </w:r>
+      <w:r>
+        <w:rPr>
+          <w:u w:val="none"/>
+        </w:rPr>
+        <w:t>Generation of Secure Authentication Tokens</w:t>
+      </w:r>
+      <w:bookmarkEnd w:id="20"/>
+    </w:p>
+    <w:p/>
+    <w:p/>
+    <w:p>
+      <w:pPr>
+        <w:rPr>
+          <w:noProof/>
+        </w:rPr>
+      </w:pPr>
+      <w:r>
+        <w:rPr>
+          <w:noProof/>
+        </w:rPr>
+        <w:drawing>
+          <wp:inline distT="0" distB="0" distL="0" distR="0" wp14:anchorId="2CB939B5" wp14:editId="11237570">
+            <wp:extent cx="5304441" cy="2506980"/>
+            <wp:effectExtent l="0" t="0" r="0" b="7620"/>
+            <wp:docPr id="911594002" name="Picture 8"/>
+            <wp:cNvGraphicFramePr>
+              <a:graphicFrameLocks xmlns:a="http://schemas.openxmlformats.org/drawingml/2006/main" noChangeAspect="1"/>
+            </wp:cNvGraphicFramePr>
+            <a:graphic xmlns:a="http://schemas.openxmlformats.org/drawingml/2006/main">
+              <a:graphicData uri="http://schemas.openxmlformats.org/drawingml/2006/picture">
+                <pic:pic xmlns:pic="http://schemas.openxmlformats.org/drawingml/2006/picture">
+                  <pic:nvPicPr>
+                    <pic:cNvPr id="0" name="Picture 16"/>
+                    <pic:cNvPicPr>
+                      <a:picLocks noChangeAspect="1" noChangeArrowheads="1"/>
+                    </pic:cNvPicPr>
+                  </pic:nvPicPr>
+                  <pic:blipFill rotWithShape="1">
+                    <a:blip r:embed="rId27">
+                      <a:extLst>
+                        <a:ext uri="{28A0092B-C50C-407E-A947-70E740481C1C}">
+                          <a14:useLocalDpi xmlns:a14="http://schemas.microsoft.com/office/drawing/2010/main" val="0"/>
+                        </a:ext>
+                      </a:extLst>
+                    </a:blip>
+                    <a:srcRect b="20824"/>
+                    <a:stretch>
+                      <a:fillRect/>
+                    </a:stretch>
+                  </pic:blipFill>
+                  <pic:spPr bwMode="auto">
+                    <a:xfrm>
+                      <a:off x="0" y="0"/>
+                      <a:ext cx="5304441" cy="2506980"/>
+                    </a:xfrm>
+                    <a:prstGeom prst="rect">
+                      <a:avLst/>
+                    </a:prstGeom>
+                    <a:noFill/>
+                    <a:ln>
+                      <a:noFill/>
+                    </a:ln>
+                    <a:extLst>
+                      <a:ext uri="{53640926-AAD7-44D8-BBD7-CCE9431645EC}">
+                        <a14:shadowObscured xmlns:a14="http://schemas.microsoft.com/office/drawing/2010/main"/>
+                      </a:ext>
+                    </a:extLst>
+                  </pic:spPr>
+                </pic:pic>
+              </a:graphicData>
+            </a:graphic>
+          </wp:inline>
+        </w:drawing>
+      </w:r>
+    </w:p>
+    <w:p>
+      <w:pPr>
+        <w:rPr>
+          <w:noProof/>
+        </w:rPr>
+      </w:pPr>
+    </w:p>
+    <w:p>
+      <w:pPr>
+        <w:tabs>
+          <w:tab w:val="left" w:pos="1476"/>
+        </w:tabs>
+      </w:pPr>
+      <w:r>
+        <w:t>Fig 3.1 python script for token generation</w:t>
+      </w:r>
+    </w:p>
+    <w:p>
+      <w:r>
+        <w:rPr>
+          <w:noProof/>
+        </w:rPr>
+        <w:lastRenderedPageBreak/>
+        <w:drawing>
+          <wp:anchor distT="0" distB="0" distL="114300" distR="114300" simplePos="0" relativeHeight="487607808" behindDoc="0" locked="0" layoutInCell="1" allowOverlap="1" wp14:anchorId="10C18698" wp14:editId="176875EB">
+            <wp:simplePos x="0" y="0"/>
+            <wp:positionH relativeFrom="margin">
+              <wp:align>right</wp:align>
+            </wp:positionH>
+            <wp:positionV relativeFrom="paragraph">
+              <wp:posOffset>162560</wp:posOffset>
+            </wp:positionV>
+            <wp:extent cx="6400800" cy="3054985"/>
+            <wp:effectExtent l="0" t="0" r="0" b="0"/>
+            <wp:wrapThrough wrapText="bothSides">
+              <wp:wrapPolygon edited="0">
+                <wp:start x="0" y="0"/>
+                <wp:lineTo x="0" y="21416"/>
+                <wp:lineTo x="21536" y="21416"/>
+                <wp:lineTo x="21536" y="0"/>
+                <wp:lineTo x="0" y="0"/>
+              </wp:wrapPolygon>
+            </wp:wrapThrough>
+            <wp:docPr id="1658132319" name="Picture 7"/>
+            <wp:cNvGraphicFramePr>
+              <a:graphicFrameLocks xmlns:a="http://schemas.openxmlformats.org/drawingml/2006/main" noChangeAspect="1"/>
+            </wp:cNvGraphicFramePr>
+            <a:graphic xmlns:a="http://schemas.openxmlformats.org/drawingml/2006/main">
+              <a:graphicData uri="http://schemas.openxmlformats.org/drawingml/2006/picture">
+                <pic:pic xmlns:pic="http://schemas.openxmlformats.org/drawingml/2006/picture">
+                  <pic:nvPicPr>
+                    <pic:cNvPr id="0" name="Picture 14"/>
+                    <pic:cNvPicPr>
+                      <a:picLocks noChangeAspect="1" noChangeArrowheads="1"/>
+                    </pic:cNvPicPr>
+                  </pic:nvPicPr>
+                  <pic:blipFill>
+                    <a:blip r:embed="rId28">
+                      <a:extLst>
+                        <a:ext uri="{28A0092B-C50C-407E-A947-70E740481C1C}">
+                          <a14:useLocalDpi xmlns:a14="http://schemas.microsoft.com/office/drawing/2010/main" val="0"/>
+                        </a:ext>
+                      </a:extLst>
+                    </a:blip>
+                    <a:srcRect/>
+                    <a:stretch>
+                      <a:fillRect/>
+                    </a:stretch>
+                  </pic:blipFill>
+                  <pic:spPr bwMode="auto">
+                    <a:xfrm>
+                      <a:off x="0" y="0"/>
+                      <a:ext cx="6400800" cy="3054985"/>
+                    </a:xfrm>
+                    <a:prstGeom prst="rect">
+                      <a:avLst/>
+                    </a:prstGeom>
+                    <a:noFill/>
+                    <a:ln>
+                      <a:noFill/>
+                    </a:ln>
+                  </pic:spPr>
+                </pic:pic>
+              </a:graphicData>
+            </a:graphic>
+            <wp14:sizeRelH relativeFrom="page">
+              <wp14:pctWidth>0</wp14:pctWidth>
+            </wp14:sizeRelH>
+            <wp14:sizeRelV relativeFrom="page">
+              <wp14:pctHeight>0</wp14:pctHeight>
+            </wp14:sizeRelV>
+          </wp:anchor>
+        </w:drawing>
+      </w:r>
+    </w:p>
+    <w:p/>
+    <w:p>
+      <w:r>
+        <w:t xml:space="preserve">Fig 3.2 token generated </w:t>
+      </w:r>
+    </w:p>
+    <w:p>
+      <w:pPr>
+        <w:rPr>
+          <w:b/>
+          <w:bCs/>
+          <w:sz w:val="28"/>
+          <w:szCs w:val="28"/>
+        </w:rPr>
+      </w:pPr>
+    </w:p>
+    <w:p/>
+    <w:p>
+      <w:pPr>
+        <w:rPr>
+          <w:sz w:val="24"/>
+          <w:szCs w:val="24"/>
+        </w:rPr>
+      </w:pPr>
+      <w:r>
+        <w:rPr>
+          <w:sz w:val="24"/>
+          <w:szCs w:val="24"/>
+        </w:rPr>
+        <w:t>Secure tokens were generated for potential use in authentication and session management. These values are generated using cryptographically strong randomness and are difficult to predict.</w:t>
+      </w:r>
+    </w:p>
+    <w:p>
+      <w:pPr>
+        <w:rPr>
+          <w:sz w:val="24"/>
+          <w:szCs w:val="24"/>
+        </w:rPr>
+      </w:pPr>
+    </w:p>
+    <w:p>
+      <w:pPr>
+        <w:rPr>
+          <w:sz w:val="24"/>
+          <w:szCs w:val="24"/>
+        </w:rPr>
+      </w:pPr>
+    </w:p>
+    <w:p>
+      <w:pPr>
+        <w:pStyle w:val="BodyText"/>
+        <w:rPr>
+          <w:rFonts w:ascii="Arial"/>
+          <w:b/>
+          <w:sz w:val="4"/>
+        </w:rPr>
+      </w:pPr>
+    </w:p>
+    <w:p>
+      <w:pPr>
+        <w:rPr>
+          <w:rFonts w:ascii="Arial"/>
+          <w:b/>
+          <w:sz w:val="4"/>
+          <w:szCs w:val="24"/>
+        </w:rPr>
+      </w:pPr>
+    </w:p>
+    <w:p>
+      <w:pPr>
+        <w:rPr>
+          <w:rFonts w:ascii="Arial"/>
+          <w:b/>
+          <w:sz w:val="4"/>
+          <w:szCs w:val="24"/>
+        </w:rPr>
+      </w:pPr>
+    </w:p>
+    <w:p>
+      <w:pPr>
+        <w:pStyle w:val="Heading2"/>
+      </w:pPr>
+      <w:bookmarkStart w:id="21" w:name="_Toc231821952"/>
+      <w:r>
+        <w:t>Fig 4: Stream Cipher Demonstration Using XOR-Based Encryption</w:t>
+      </w:r>
+      <w:bookmarkEnd w:id="21"/>
+    </w:p>
+    <w:p>
+      <w:pPr>
+        <w:rPr>
+          <w:sz w:val="24"/>
+          <w:szCs w:val="24"/>
+        </w:rPr>
+      </w:pPr>
+    </w:p>
+    <w:p/>
+    <w:p>
+      <w:r>
+        <w:rPr>
+          <w:noProof/>
+        </w:rPr>
+        <w:drawing>
+          <wp:anchor distT="0" distB="0" distL="114300" distR="114300" simplePos="0" relativeHeight="487610880" behindDoc="0" locked="0" layoutInCell="1" allowOverlap="1" wp14:anchorId="70F246B1" wp14:editId="1A1E954C">
+            <wp:simplePos x="0" y="0"/>
+            <wp:positionH relativeFrom="margin">
+              <wp:align>left</wp:align>
+            </wp:positionH>
+            <wp:positionV relativeFrom="paragraph">
+              <wp:posOffset>162560</wp:posOffset>
+            </wp:positionV>
+            <wp:extent cx="4648200" cy="2846070"/>
+            <wp:effectExtent l="0" t="0" r="0" b="0"/>
+            <wp:wrapThrough wrapText="bothSides">
+              <wp:wrapPolygon edited="0">
+                <wp:start x="0" y="0"/>
+                <wp:lineTo x="0" y="21398"/>
+                <wp:lineTo x="21511" y="21398"/>
+                <wp:lineTo x="21511" y="0"/>
+                <wp:lineTo x="0" y="0"/>
+              </wp:wrapPolygon>
+            </wp:wrapThrough>
+            <wp:docPr id="1705628609" name="Picture 9"/>
+            <wp:cNvGraphicFramePr>
+              <a:graphicFrameLocks xmlns:a="http://schemas.openxmlformats.org/drawingml/2006/main" noChangeAspect="1"/>
+            </wp:cNvGraphicFramePr>
+            <a:graphic xmlns:a="http://schemas.openxmlformats.org/drawingml/2006/main">
+              <a:graphicData uri="http://schemas.openxmlformats.org/drawingml/2006/picture">
+                <pic:pic xmlns:pic="http://schemas.openxmlformats.org/drawingml/2006/picture">
+                  <pic:nvPicPr>
+                    <pic:cNvPr id="0" name="Picture 18"/>
+                    <pic:cNvPicPr>
+                      <a:picLocks noChangeAspect="1" noChangeArrowheads="1"/>
+                    </pic:cNvPicPr>
+                  </pic:nvPicPr>
+                  <pic:blipFill>
+                    <a:blip r:embed="rId29">
+                      <a:extLst>
+                        <a:ext uri="{28A0092B-C50C-407E-A947-70E740481C1C}">
+                          <a14:useLocalDpi xmlns:a14="http://schemas.microsoft.com/office/drawing/2010/main" val="0"/>
+                        </a:ext>
+                      </a:extLst>
+                    </a:blip>
+                    <a:srcRect/>
+                    <a:stretch>
+                      <a:fillRect/>
+                    </a:stretch>
+                  </pic:blipFill>
+                  <pic:spPr bwMode="auto">
+                    <a:xfrm>
+                      <a:off x="0" y="0"/>
+                      <a:ext cx="4648200" cy="2846070"/>
+                    </a:xfrm>
+                    <a:prstGeom prst="rect">
+                      <a:avLst/>
+                    </a:prstGeom>
+                    <a:noFill/>
+                    <a:ln>
+                      <a:noFill/>
+                    </a:ln>
+                  </pic:spPr>
+                </pic:pic>
+              </a:graphicData>
+            </a:graphic>
+            <wp14:sizeRelH relativeFrom="page">
+              <wp14:pctWidth>0</wp14:pctWidth>
+            </wp14:sizeRelH>
+            <wp14:sizeRelV relativeFrom="page">
+              <wp14:pctHeight>0</wp14:pctHeight>
+            </wp14:sizeRelV>
+          </wp:anchor>
+        </w:drawing>
+      </w:r>
+    </w:p>
+    <w:p/>
+    <w:p>
+      <w:pPr>
+        <w:ind w:firstLine="720"/>
+      </w:pPr>
+    </w:p>
+    <w:p>
+      <w:pPr>
+        <w:tabs>
+          <w:tab w:val="left" w:pos="732"/>
+        </w:tabs>
         <w:sectPr>
           <w:pgSz w:w="12240" w:h="15840"/>
           <w:pgMar w:top="1360" w:right="1080" w:bottom="280" w:left="1080" w:header="720" w:footer="720" w:gutter="0"/>
           <w:cols w:space="720"/>
         </w:sectPr>
       </w:pPr>
+      <w:r>
+        <w:tab/>
+      </w:r>
     </w:p>
     <w:p>
       <w:pPr>
@@ -4920,11 +6343,199 @@
           <w:b/>
           <w:sz w:val="4"/>
         </w:rPr>
+      </w:pPr>
+      <w:r>
+        <w:rPr>
+          <w:noProof/>
+        </w:rPr>
+        <w:lastRenderedPageBreak/>
+        <w:drawing>
+          <wp:anchor distT="0" distB="0" distL="114300" distR="114300" simplePos="0" relativeHeight="487612928" behindDoc="0" locked="0" layoutInCell="1" allowOverlap="1" wp14:anchorId="415F4244" wp14:editId="4BD8799E">
+            <wp:simplePos x="0" y="0"/>
+            <wp:positionH relativeFrom="column">
+              <wp:posOffset>144780</wp:posOffset>
+            </wp:positionH>
+            <wp:positionV relativeFrom="paragraph">
+              <wp:posOffset>122</wp:posOffset>
+            </wp:positionV>
+            <wp:extent cx="5768340" cy="2897383"/>
+            <wp:effectExtent l="0" t="0" r="3810" b="0"/>
+            <wp:wrapThrough wrapText="bothSides">
+              <wp:wrapPolygon edited="0">
+                <wp:start x="0" y="0"/>
+                <wp:lineTo x="0" y="21448"/>
+                <wp:lineTo x="21543" y="21448"/>
+                <wp:lineTo x="21543" y="0"/>
+                <wp:lineTo x="0" y="0"/>
+              </wp:wrapPolygon>
+            </wp:wrapThrough>
+            <wp:docPr id="481263193" name="Picture 10"/>
+            <wp:cNvGraphicFramePr>
+              <a:graphicFrameLocks xmlns:a="http://schemas.openxmlformats.org/drawingml/2006/main" noChangeAspect="1"/>
+            </wp:cNvGraphicFramePr>
+            <a:graphic xmlns:a="http://schemas.openxmlformats.org/drawingml/2006/main">
+              <a:graphicData uri="http://schemas.openxmlformats.org/drawingml/2006/picture">
+                <pic:pic xmlns:pic="http://schemas.openxmlformats.org/drawingml/2006/picture">
+                  <pic:nvPicPr>
+                    <pic:cNvPr id="0" name="Picture 19"/>
+                    <pic:cNvPicPr>
+                      <a:picLocks noChangeAspect="1" noChangeArrowheads="1"/>
+                    </pic:cNvPicPr>
+                  </pic:nvPicPr>
+                  <pic:blipFill>
+                    <a:blip r:embed="rId30">
+                      <a:extLst>
+                        <a:ext uri="{28A0092B-C50C-407E-A947-70E740481C1C}">
+                          <a14:useLocalDpi xmlns:a14="http://schemas.microsoft.com/office/drawing/2010/main" val="0"/>
+                        </a:ext>
+                      </a:extLst>
+                    </a:blip>
+                    <a:srcRect/>
+                    <a:stretch>
+                      <a:fillRect/>
+                    </a:stretch>
+                  </pic:blipFill>
+                  <pic:spPr bwMode="auto">
+                    <a:xfrm>
+                      <a:off x="0" y="0"/>
+                      <a:ext cx="5807934" cy="2917271"/>
+                    </a:xfrm>
+                    <a:prstGeom prst="rect">
+                      <a:avLst/>
+                    </a:prstGeom>
+                    <a:noFill/>
+                    <a:ln>
+                      <a:noFill/>
+                    </a:ln>
+                  </pic:spPr>
+                </pic:pic>
+              </a:graphicData>
+            </a:graphic>
+            <wp14:sizeRelH relativeFrom="page">
+              <wp14:pctWidth>0</wp14:pctWidth>
+            </wp14:sizeRelH>
+            <wp14:sizeRelV relativeFrom="page">
+              <wp14:pctHeight>0</wp14:pctHeight>
+            </wp14:sizeRelV>
+          </wp:anchor>
+        </w:drawing>
+      </w:r>
+    </w:p>
+    <w:p>
+      <w:pPr>
+        <w:rPr>
+          <w:rFonts w:ascii="Arial"/>
+          <w:b/>
+          <w:sz w:val="4"/>
+          <w:szCs w:val="24"/>
+        </w:rPr>
+      </w:pPr>
+    </w:p>
+    <w:p>
+      <w:pPr>
+        <w:rPr>
+          <w:rFonts w:ascii="Arial"/>
+          <w:b/>
+          <w:sz w:val="4"/>
+          <w:szCs w:val="24"/>
+        </w:rPr>
+      </w:pPr>
+    </w:p>
+    <w:p>
+      <w:pPr>
+        <w:pStyle w:val="Heading2"/>
+        <w:ind w:left="0"/>
+      </w:pPr>
+    </w:p>
+    <w:p>
+      <w:pPr>
+        <w:rPr>
+          <w:rFonts w:ascii="Arial" w:eastAsia="Arial" w:hAnsi="Arial" w:cs="Arial"/>
+          <w:b/>
+          <w:bCs/>
+          <w:sz w:val="24"/>
+          <w:szCs w:val="24"/>
+        </w:rPr>
+      </w:pPr>
+    </w:p>
+    <w:p/>
+    <w:p/>
+    <w:p/>
+    <w:p/>
+    <w:p/>
+    <w:p/>
+    <w:p/>
+    <w:p/>
+    <w:p/>
+    <w:p/>
+    <w:p/>
+    <w:p/>
+    <w:p/>
+    <w:p/>
+    <w:p/>
+    <w:p/>
+    <w:p/>
+    <w:p/>
+    <w:p>
+      <w:pPr>
+        <w:pStyle w:val="Heading2"/>
+      </w:pPr>
+      <w:bookmarkStart w:id="22" w:name="_Toc231821953"/>
+      <w:r>
+        <w:t>WEEK 3   Reflection</w:t>
+      </w:r>
+      <w:bookmarkEnd w:id="22"/>
+    </w:p>
+    <w:p>
+      <w:pPr>
+        <w:rPr>
+          <w:rFonts w:ascii="Arial" w:eastAsia="Arial" w:hAnsi="Arial" w:cs="Arial"/>
+          <w:b/>
+          <w:bCs/>
+          <w:sz w:val="24"/>
+          <w:szCs w:val="24"/>
+        </w:rPr>
+      </w:pPr>
+    </w:p>
+    <w:p>
+      <w:pPr>
+        <w:rPr>
+          <w:rFonts w:eastAsia="Arial"/>
+          <w:sz w:val="24"/>
+          <w:szCs w:val="24"/>
+        </w:rPr>
+      </w:pPr>
+      <w:r>
+        <w:rPr>
+          <w:rFonts w:eastAsia="Arial"/>
+          <w:sz w:val="24"/>
+          <w:szCs w:val="24"/>
+        </w:rPr>
+        <w:t>Week 3 focused on secure randomness and key generation. Cryptographically secure random keys, passwords, and authentication tokens were generated using the Python secrets module. The activities demonstrated the importance of randomness in protecting cryptographic systems against prediction and unauthorized access.</w:t>
+      </w:r>
+    </w:p>
+    <w:p/>
+    <w:p>
+      <w:pPr>
         <w:sectPr>
           <w:pgSz w:w="12240" w:h="15840"/>
           <w:pgMar w:top="1800" w:right="1080" w:bottom="280" w:left="1080" w:header="720" w:footer="720" w:gutter="0"/>
           <w:cols w:space="720"/>
         </w:sectPr>
+      </w:pPr>
+    </w:p>
+    <w:p>
+      <w:pPr>
+        <w:rPr>
+          <w:sz w:val="20"/>
+        </w:rPr>
+      </w:pPr>
+    </w:p>
+    <w:p>
+      <w:pPr>
+        <w:rPr>
+          <w:sz w:val="20"/>
+        </w:rPr>
       </w:pPr>
     </w:p>
     <w:p>

--- a/secure  file encryption system.docx
+++ b/secure  file encryption system.docx
@@ -6526,6 +6526,75 @@
     </w:p>
     <w:p>
       <w:pPr>
+        <w:spacing w:before="100" w:beforeAutospacing="1" w:after="100" w:afterAutospacing="1"/>
+        <w:outlineLvl w:val="0"/>
+        <w:rPr>
+          <w:b/>
+          <w:bCs/>
+          <w:kern w:val="36"/>
+          <w:sz w:val="48"/>
+          <w:szCs w:val="48"/>
+        </w:rPr>
+      </w:pPr>
+      <w:r>
+        <w:rPr>
+          <w:b/>
+          <w:bCs/>
+          <w:kern w:val="36"/>
+          <w:sz w:val="48"/>
+          <w:szCs w:val="48"/>
+        </w:rPr>
+        <w:lastRenderedPageBreak/>
+        <w:t>Week 4: Block Cipher Design and AES</w:t>
+      </w:r>
+    </w:p>
+    <w:p>
+      <w:pPr>
+        <w:spacing w:before="100" w:beforeAutospacing="1" w:after="100" w:afterAutospacing="1"/>
+        <w:outlineLvl w:val="1"/>
+        <w:rPr>
+          <w:b/>
+          <w:bCs/>
+          <w:sz w:val="36"/>
+          <w:szCs w:val="36"/>
+        </w:rPr>
+      </w:pPr>
+      <w:r>
+        <w:rPr>
+          <w:b/>
+          <w:bCs/>
+          <w:sz w:val="36"/>
+          <w:szCs w:val="36"/>
+        </w:rPr>
+        <w:t>Title</w:t>
+      </w:r>
+    </w:p>
+    <w:p>
+      <w:pPr>
+        <w:spacing w:before="100" w:beforeAutospacing="1" w:after="100" w:afterAutospacing="1"/>
+        <w:rPr>
+          <w:sz w:val="24"/>
+          <w:szCs w:val="24"/>
+        </w:rPr>
+      </w:pPr>
+      <w:r>
+        <w:rPr>
+          <w:sz w:val="24"/>
+          <w:szCs w:val="24"/>
+        </w:rPr>
+        <w:t>Advanced Encryption Standard (AES) and Block Cipher Operations</w:t>
+      </w:r>
+    </w:p>
+    <w:p>
+      <w:pPr>
+        <w:pStyle w:val="Heading2"/>
+      </w:pPr>
+      <w:r>
+        <w:t>Fig 1: AES-Based File Encryption Implementation</w:t>
+      </w:r>
+    </w:p>
+    <w:p>
+      <w:pPr>
         <w:rPr>
           <w:sz w:val="20"/>
         </w:rPr>
@@ -6540,6 +6609,447 @@
     </w:p>
     <w:p>
       <w:pPr>
+        <w:rPr>
+          <w:sz w:val="20"/>
+        </w:rPr>
+      </w:pPr>
+      <w:r>
+        <w:rPr>
+          <w:noProof/>
+        </w:rPr>
+        <w:drawing>
+          <wp:anchor distT="0" distB="0" distL="114300" distR="114300" simplePos="0" relativeHeight="487614976" behindDoc="0" locked="0" layoutInCell="1" allowOverlap="1" wp14:anchorId="3B87A7E2" wp14:editId="7ED7E537">
+            <wp:simplePos x="0" y="0"/>
+            <wp:positionH relativeFrom="column">
+              <wp:posOffset>640080</wp:posOffset>
+            </wp:positionH>
+            <wp:positionV relativeFrom="paragraph">
+              <wp:posOffset>26670</wp:posOffset>
+            </wp:positionV>
+            <wp:extent cx="3779520" cy="2077720"/>
+            <wp:effectExtent l="0" t="0" r="0" b="0"/>
+            <wp:wrapThrough wrapText="bothSides">
+              <wp:wrapPolygon edited="0">
+                <wp:start x="0" y="0"/>
+                <wp:lineTo x="0" y="21389"/>
+                <wp:lineTo x="21448" y="21389"/>
+                <wp:lineTo x="21448" y="0"/>
+                <wp:lineTo x="0" y="0"/>
+              </wp:wrapPolygon>
+            </wp:wrapThrough>
+            <wp:docPr id="1303924498" name="Picture 11"/>
+            <wp:cNvGraphicFramePr>
+              <a:graphicFrameLocks xmlns:a="http://schemas.openxmlformats.org/drawingml/2006/main" noChangeAspect="1"/>
+            </wp:cNvGraphicFramePr>
+            <a:graphic xmlns:a="http://schemas.openxmlformats.org/drawingml/2006/main">
+              <a:graphicData uri="http://schemas.openxmlformats.org/drawingml/2006/picture">
+                <pic:pic xmlns:pic="http://schemas.openxmlformats.org/drawingml/2006/picture">
+                  <pic:nvPicPr>
+                    <pic:cNvPr id="0" name="Picture 22"/>
+                    <pic:cNvPicPr>
+                      <a:picLocks noChangeAspect="1" noChangeArrowheads="1"/>
+                    </pic:cNvPicPr>
+                  </pic:nvPicPr>
+                  <pic:blipFill>
+                    <a:blip r:embed="rId31">
+                      <a:extLst>
+                        <a:ext uri="{28A0092B-C50C-407E-A947-70E740481C1C}">
+                          <a14:useLocalDpi xmlns:a14="http://schemas.microsoft.com/office/drawing/2010/main" val="0"/>
+                        </a:ext>
+                      </a:extLst>
+                    </a:blip>
+                    <a:srcRect/>
+                    <a:stretch>
+                      <a:fillRect/>
+                    </a:stretch>
+                  </pic:blipFill>
+                  <pic:spPr bwMode="auto">
+                    <a:xfrm>
+                      <a:off x="0" y="0"/>
+                      <a:ext cx="3779520" cy="2077720"/>
+                    </a:xfrm>
+                    <a:prstGeom prst="rect">
+                      <a:avLst/>
+                    </a:prstGeom>
+                    <a:noFill/>
+                    <a:ln>
+                      <a:noFill/>
+                    </a:ln>
+                  </pic:spPr>
+                </pic:pic>
+              </a:graphicData>
+            </a:graphic>
+            <wp14:sizeRelH relativeFrom="page">
+              <wp14:pctWidth>0</wp14:pctWidth>
+            </wp14:sizeRelH>
+            <wp14:sizeRelV relativeFrom="page">
+              <wp14:pctHeight>0</wp14:pctHeight>
+            </wp14:sizeRelV>
+          </wp:anchor>
+        </w:drawing>
+      </w:r>
+    </w:p>
+    <w:p>
+      <w:pPr>
+        <w:rPr>
+          <w:sz w:val="20"/>
+        </w:rPr>
+      </w:pPr>
+    </w:p>
+    <w:p>
+      <w:pPr>
+        <w:rPr>
+          <w:sz w:val="20"/>
+        </w:rPr>
+      </w:pPr>
+    </w:p>
+    <w:p>
+      <w:pPr>
+        <w:rPr>
+          <w:sz w:val="20"/>
+        </w:rPr>
+      </w:pPr>
+    </w:p>
+    <w:p>
+      <w:pPr>
+        <w:rPr>
+          <w:sz w:val="20"/>
+        </w:rPr>
+      </w:pPr>
+    </w:p>
+    <w:p>
+      <w:pPr>
+        <w:rPr>
+          <w:sz w:val="20"/>
+        </w:rPr>
+      </w:pPr>
+    </w:p>
+    <w:p>
+      <w:pPr>
+        <w:rPr>
+          <w:sz w:val="20"/>
+        </w:rPr>
+      </w:pPr>
+    </w:p>
+    <w:p>
+      <w:pPr>
+        <w:rPr>
+          <w:sz w:val="20"/>
+        </w:rPr>
+      </w:pPr>
+    </w:p>
+    <w:p>
+      <w:pPr>
+        <w:rPr>
+          <w:sz w:val="20"/>
+        </w:rPr>
+      </w:pPr>
+    </w:p>
+    <w:p>
+      <w:pPr>
+        <w:rPr>
+          <w:sz w:val="20"/>
+        </w:rPr>
+      </w:pPr>
+    </w:p>
+    <w:p>
+      <w:pPr>
+        <w:rPr>
+          <w:sz w:val="20"/>
+        </w:rPr>
+      </w:pPr>
+    </w:p>
+    <w:p>
+      <w:pPr>
+        <w:rPr>
+          <w:sz w:val="20"/>
+        </w:rPr>
+      </w:pPr>
+    </w:p>
+    <w:p>
+      <w:pPr>
+        <w:rPr>
+          <w:sz w:val="20"/>
+        </w:rPr>
+      </w:pPr>
+    </w:p>
+    <w:p>
+      <w:pPr>
+        <w:rPr>
+          <w:sz w:val="20"/>
+        </w:rPr>
+      </w:pPr>
+    </w:p>
+    <w:p>
+      <w:pPr>
+        <w:rPr>
+          <w:sz w:val="20"/>
+        </w:rPr>
+      </w:pPr>
+    </w:p>
+    <w:p>
+      <w:pPr>
+        <w:tabs>
+          <w:tab w:val="left" w:pos="912"/>
+        </w:tabs>
+        <w:rPr>
+          <w:sz w:val="20"/>
+        </w:rPr>
+      </w:pPr>
+      <w:r>
+        <w:rPr>
+          <w:sz w:val="20"/>
+        </w:rPr>
+        <w:t>Fig 1.1 python script</w:t>
+      </w:r>
+    </w:p>
+    <w:p>
+      <w:pPr>
+        <w:tabs>
+          <w:tab w:val="left" w:pos="912"/>
+        </w:tabs>
+        <w:rPr>
+          <w:sz w:val="20"/>
+        </w:rPr>
+      </w:pPr>
+      <w:r>
+        <w:rPr>
+          <w:sz w:val="20"/>
+        </w:rPr>
+        <w:tab/>
+      </w:r>
+    </w:p>
+    <w:p>
+      <w:pPr>
+        <w:rPr>
+          <w:sz w:val="20"/>
+        </w:rPr>
+      </w:pPr>
+      <w:r>
+        <w:rPr>
+          <w:noProof/>
+        </w:rPr>
+        <w:drawing>
+          <wp:anchor distT="0" distB="0" distL="114300" distR="114300" simplePos="0" relativeHeight="487613952" behindDoc="0" locked="0" layoutInCell="1" allowOverlap="1" wp14:anchorId="17F20A73" wp14:editId="10E145D0">
+            <wp:simplePos x="0" y="0"/>
+            <wp:positionH relativeFrom="column">
+              <wp:posOffset>190500</wp:posOffset>
+            </wp:positionH>
+            <wp:positionV relativeFrom="paragraph">
+              <wp:posOffset>50800</wp:posOffset>
+            </wp:positionV>
+            <wp:extent cx="4219575" cy="1310640"/>
+            <wp:effectExtent l="0" t="0" r="9525" b="3810"/>
+            <wp:wrapThrough wrapText="bothSides">
+              <wp:wrapPolygon edited="0">
+                <wp:start x="0" y="0"/>
+                <wp:lineTo x="0" y="21349"/>
+                <wp:lineTo x="21551" y="21349"/>
+                <wp:lineTo x="21551" y="0"/>
+                <wp:lineTo x="0" y="0"/>
+              </wp:wrapPolygon>
+            </wp:wrapThrough>
+            <wp:docPr id="1140610584" name="Picture 12"/>
+            <wp:cNvGraphicFramePr>
+              <a:graphicFrameLocks xmlns:a="http://schemas.openxmlformats.org/drawingml/2006/main" noChangeAspect="1"/>
+            </wp:cNvGraphicFramePr>
+            <a:graphic xmlns:a="http://schemas.openxmlformats.org/drawingml/2006/main">
+              <a:graphicData uri="http://schemas.openxmlformats.org/drawingml/2006/picture">
+                <pic:pic xmlns:pic="http://schemas.openxmlformats.org/drawingml/2006/picture">
+                  <pic:nvPicPr>
+                    <pic:cNvPr id="0" name="Picture 23"/>
+                    <pic:cNvPicPr>
+                      <a:picLocks noChangeAspect="1" noChangeArrowheads="1"/>
+                    </pic:cNvPicPr>
+                  </pic:nvPicPr>
+                  <pic:blipFill rotWithShape="1">
+                    <a:blip r:embed="rId32">
+                      <a:extLst>
+                        <a:ext uri="{28A0092B-C50C-407E-A947-70E740481C1C}">
+                          <a14:useLocalDpi xmlns:a14="http://schemas.microsoft.com/office/drawing/2010/main" val="0"/>
+                        </a:ext>
+                      </a:extLst>
+                    </a:blip>
+                    <a:srcRect b="53133"/>
+                    <a:stretch>
+                      <a:fillRect/>
+                    </a:stretch>
+                  </pic:blipFill>
+                  <pic:spPr bwMode="auto">
+                    <a:xfrm>
+                      <a:off x="0" y="0"/>
+                      <a:ext cx="4219575" cy="1310640"/>
+                    </a:xfrm>
+                    <a:prstGeom prst="rect">
+                      <a:avLst/>
+                    </a:prstGeom>
+                    <a:noFill/>
+                    <a:ln>
+                      <a:noFill/>
+                    </a:ln>
+                    <a:extLst>
+                      <a:ext uri="{53640926-AAD7-44D8-BBD7-CCE9431645EC}">
+                        <a14:shadowObscured xmlns:a14="http://schemas.microsoft.com/office/drawing/2010/main"/>
+                      </a:ext>
+                    </a:extLst>
+                  </pic:spPr>
+                </pic:pic>
+              </a:graphicData>
+            </a:graphic>
+            <wp14:sizeRelH relativeFrom="page">
+              <wp14:pctWidth>0</wp14:pctWidth>
+            </wp14:sizeRelH>
+            <wp14:sizeRelV relativeFrom="page">
+              <wp14:pctHeight>0</wp14:pctHeight>
+            </wp14:sizeRelV>
+          </wp:anchor>
+        </w:drawing>
+      </w:r>
+    </w:p>
+    <w:p>
+      <w:pPr>
+        <w:rPr>
+          <w:sz w:val="20"/>
+        </w:rPr>
+      </w:pPr>
+    </w:p>
+    <w:p>
+      <w:pPr>
+        <w:rPr>
+          <w:sz w:val="20"/>
+        </w:rPr>
+      </w:pPr>
+    </w:p>
+    <w:p>
+      <w:pPr>
+        <w:rPr>
+          <w:sz w:val="20"/>
+        </w:rPr>
+      </w:pPr>
+    </w:p>
+    <w:p>
+      <w:pPr>
+        <w:rPr>
+          <w:sz w:val="20"/>
+        </w:rPr>
+      </w:pPr>
+    </w:p>
+    <w:p>
+      <w:pPr>
+        <w:rPr>
+          <w:sz w:val="20"/>
+        </w:rPr>
+      </w:pPr>
+    </w:p>
+    <w:p>
+      <w:pPr>
+        <w:rPr>
+          <w:sz w:val="20"/>
+        </w:rPr>
+      </w:pPr>
+    </w:p>
+    <w:p>
+      <w:pPr>
+        <w:rPr>
+          <w:sz w:val="20"/>
+        </w:rPr>
+      </w:pPr>
+    </w:p>
+    <w:p>
+      <w:pPr>
+        <w:rPr>
+          <w:sz w:val="20"/>
+        </w:rPr>
+      </w:pPr>
+    </w:p>
+    <w:p>
+      <w:pPr>
+        <w:rPr>
+          <w:sz w:val="20"/>
+        </w:rPr>
+      </w:pPr>
+    </w:p>
+    <w:p>
+      <w:pPr>
+        <w:rPr>
+          <w:sz w:val="20"/>
+        </w:rPr>
+      </w:pPr>
+    </w:p>
+    <w:p>
+      <w:pPr>
+        <w:tabs>
+          <w:tab w:val="left" w:pos="1020"/>
+        </w:tabs>
+        <w:rPr>
+          <w:sz w:val="20"/>
+        </w:rPr>
+      </w:pPr>
+      <w:r>
+        <w:rPr>
+          <w:sz w:val="20"/>
+        </w:rPr>
+        <w:t xml:space="preserve">Fig </w:t>
+      </w:r>
+      <w:proofErr w:type="gramStart"/>
+      <w:r>
+        <w:rPr>
+          <w:sz w:val="20"/>
+        </w:rPr>
+        <w:t>1.2  showing</w:t>
+      </w:r>
+      <w:proofErr w:type="gramEnd"/>
+      <w:r>
+        <w:rPr>
+          <w:sz w:val="20"/>
+        </w:rPr>
+        <w:t xml:space="preserve"> successfully encrypted message </w:t>
+      </w:r>
+    </w:p>
+    <w:p>
+      <w:pPr>
+        <w:tabs>
+          <w:tab w:val="left" w:pos="1020"/>
+        </w:tabs>
+        <w:rPr>
+          <w:sz w:val="20"/>
+        </w:rPr>
+      </w:pPr>
+    </w:p>
+    <w:p>
+      <w:pPr>
+        <w:tabs>
+          <w:tab w:val="left" w:pos="1020"/>
+        </w:tabs>
+        <w:rPr>
+          <w:sz w:val="24"/>
+          <w:szCs w:val="24"/>
+        </w:rPr>
+      </w:pPr>
+      <w:r>
+        <w:rPr>
+          <w:sz w:val="24"/>
+          <w:szCs w:val="24"/>
+        </w:rPr>
+        <w:t>AES-based encryption was implemented using the Python Cryptography library. The system generated a secure encryption key and successfully transformed plaintext file contents into encrypted ciphertext.</w:t>
+      </w:r>
+    </w:p>
+    <w:p>
+      <w:pPr>
+        <w:tabs>
+          <w:tab w:val="left" w:pos="1020"/>
+        </w:tabs>
+        <w:rPr>
+          <w:sz w:val="24"/>
+          <w:szCs w:val="24"/>
+        </w:rPr>
+      </w:pPr>
+    </w:p>
+    <w:p>
+      <w:pPr>
+        <w:tabs>
+          <w:tab w:val="left" w:pos="1020"/>
+        </w:tabs>
         <w:rPr>
           <w:sz w:val="20"/>
         </w:rPr>
@@ -6549,6 +7059,12 @@
           <w:cols w:space="720"/>
         </w:sectPr>
       </w:pPr>
+      <w:r>
+        <w:rPr>
+          <w:sz w:val="20"/>
+        </w:rPr>
+        <w:tab/>
+      </w:r>
     </w:p>
     <w:p>
       <w:pPr>

--- a/secure  file encryption system.docx
+++ b/secure  file encryption system.docx
@@ -6501,6 +6501,10 @@
       <w:pPr>
         <w:rPr>
           <w:rFonts w:eastAsia="Arial"/>
+          <w:b/>
+          <w:bCs/>
+          <w:i/>
+          <w:iCs/>
           <w:sz w:val="24"/>
           <w:szCs w:val="24"/>
         </w:rPr>
@@ -6508,13 +6512,26 @@
       <w:r>
         <w:rPr>
           <w:rFonts w:eastAsia="Arial"/>
+          <w:b/>
+          <w:bCs/>
+          <w:i/>
+          <w:iCs/>
           <w:sz w:val="24"/>
           <w:szCs w:val="24"/>
         </w:rPr>
         <w:t>Week 3 focused on secure randomness and key generation. Cryptographically secure random keys, passwords, and authentication tokens were generated using the Python secrets module. The activities demonstrated the importance of randomness in protecting cryptographic systems against prediction and unauthorized access.</w:t>
       </w:r>
     </w:p>
-    <w:p/>
+    <w:p>
+      <w:pPr>
+        <w:rPr>
+          <w:b/>
+          <w:bCs/>
+          <w:i/>
+          <w:iCs/>
+        </w:rPr>
+      </w:pPr>
+    </w:p>
     <w:p>
       <w:pPr>
         <w:sectPr>
@@ -7068,11 +7085,469 @@
     </w:p>
     <w:p>
       <w:pPr>
-        <w:spacing w:line="496" w:lineRule="auto"/>
-        <w:rPr>
+        <w:pStyle w:val="Heading2"/>
+      </w:pPr>
+      <w:r>
+        <w:lastRenderedPageBreak/>
+        <w:t>Fig 2: AES-Based File Decryption Process</w:t>
+      </w:r>
+    </w:p>
+    <w:p>
+      <w:pPr>
+        <w:pStyle w:val="Heading2"/>
+      </w:pPr>
+      <w:r>
+        <w:t xml:space="preserve"> </w:t>
+      </w:r>
+    </w:p>
+    <w:p>
+      <w:pPr>
+        <w:pStyle w:val="Heading2"/>
+      </w:pPr>
+      <w:r>
+        <w:rPr>
+          <w:noProof/>
+        </w:rPr>
+        <w:drawing>
+          <wp:anchor distT="0" distB="0" distL="114300" distR="114300" simplePos="0" relativeHeight="487616000" behindDoc="0" locked="0" layoutInCell="1" allowOverlap="1" wp14:anchorId="6A9C1A45" wp14:editId="1732C8A9">
+            <wp:simplePos x="0" y="0"/>
+            <wp:positionH relativeFrom="column">
+              <wp:posOffset>45720</wp:posOffset>
+            </wp:positionH>
+            <wp:positionV relativeFrom="paragraph">
+              <wp:posOffset>4696460</wp:posOffset>
+            </wp:positionV>
+            <wp:extent cx="6400800" cy="2153920"/>
+            <wp:effectExtent l="0" t="0" r="0" b="0"/>
+            <wp:wrapThrough wrapText="bothSides">
+              <wp:wrapPolygon edited="0">
+                <wp:start x="0" y="0"/>
+                <wp:lineTo x="0" y="21396"/>
+                <wp:lineTo x="21536" y="21396"/>
+                <wp:lineTo x="21536" y="0"/>
+                <wp:lineTo x="0" y="0"/>
+              </wp:wrapPolygon>
+            </wp:wrapThrough>
+            <wp:docPr id="1876770799" name="Picture 14"/>
+            <wp:cNvGraphicFramePr>
+              <a:graphicFrameLocks xmlns:a="http://schemas.openxmlformats.org/drawingml/2006/main" noChangeAspect="1"/>
+            </wp:cNvGraphicFramePr>
+            <a:graphic xmlns:a="http://schemas.openxmlformats.org/drawingml/2006/main">
+              <a:graphicData uri="http://schemas.openxmlformats.org/drawingml/2006/picture">
+                <pic:pic xmlns:pic="http://schemas.openxmlformats.org/drawingml/2006/picture">
+                  <pic:nvPicPr>
+                    <pic:cNvPr id="0" name="Picture 27"/>
+                    <pic:cNvPicPr>
+                      <a:picLocks noChangeAspect="1" noChangeArrowheads="1"/>
+                    </pic:cNvPicPr>
+                  </pic:nvPicPr>
+                  <pic:blipFill>
+                    <a:blip r:embed="rId33">
+                      <a:extLst>
+                        <a:ext uri="{28A0092B-C50C-407E-A947-70E740481C1C}">
+                          <a14:useLocalDpi xmlns:a14="http://schemas.microsoft.com/office/drawing/2010/main" val="0"/>
+                        </a:ext>
+                      </a:extLst>
+                    </a:blip>
+                    <a:srcRect/>
+                    <a:stretch>
+                      <a:fillRect/>
+                    </a:stretch>
+                  </pic:blipFill>
+                  <pic:spPr bwMode="auto">
+                    <a:xfrm>
+                      <a:off x="0" y="0"/>
+                      <a:ext cx="6400800" cy="2153920"/>
+                    </a:xfrm>
+                    <a:prstGeom prst="rect">
+                      <a:avLst/>
+                    </a:prstGeom>
+                    <a:noFill/>
+                    <a:ln>
+                      <a:noFill/>
+                    </a:ln>
+                  </pic:spPr>
+                </pic:pic>
+              </a:graphicData>
+            </a:graphic>
+            <wp14:sizeRelH relativeFrom="page">
+              <wp14:pctWidth>0</wp14:pctWidth>
+            </wp14:sizeRelH>
+            <wp14:sizeRelV relativeFrom="page">
+              <wp14:pctHeight>0</wp14:pctHeight>
+            </wp14:sizeRelV>
+          </wp:anchor>
+        </w:drawing>
+      </w:r>
+      <w:r>
+        <w:rPr>
+          <w:noProof/>
+        </w:rPr>
+        <w:drawing>
+          <wp:anchor distT="0" distB="0" distL="114300" distR="114300" simplePos="0" relativeHeight="487617024" behindDoc="0" locked="0" layoutInCell="1" allowOverlap="1" wp14:anchorId="01A8C274" wp14:editId="3FBEB0B4">
+            <wp:simplePos x="0" y="0"/>
+            <wp:positionH relativeFrom="margin">
+              <wp:align>right</wp:align>
+            </wp:positionH>
+            <wp:positionV relativeFrom="paragraph">
+              <wp:posOffset>170180</wp:posOffset>
+            </wp:positionV>
+            <wp:extent cx="6400800" cy="4220845"/>
+            <wp:effectExtent l="0" t="0" r="0" b="8255"/>
+            <wp:wrapThrough wrapText="bothSides">
+              <wp:wrapPolygon edited="0">
+                <wp:start x="0" y="0"/>
+                <wp:lineTo x="0" y="21545"/>
+                <wp:lineTo x="21536" y="21545"/>
+                <wp:lineTo x="21536" y="0"/>
+                <wp:lineTo x="0" y="0"/>
+              </wp:wrapPolygon>
+            </wp:wrapThrough>
+            <wp:docPr id="712466512" name="Picture 13"/>
+            <wp:cNvGraphicFramePr>
+              <a:graphicFrameLocks xmlns:a="http://schemas.openxmlformats.org/drawingml/2006/main" noChangeAspect="1"/>
+            </wp:cNvGraphicFramePr>
+            <a:graphic xmlns:a="http://schemas.openxmlformats.org/drawingml/2006/main">
+              <a:graphicData uri="http://schemas.openxmlformats.org/drawingml/2006/picture">
+                <pic:pic xmlns:pic="http://schemas.openxmlformats.org/drawingml/2006/picture">
+                  <pic:nvPicPr>
+                    <pic:cNvPr id="0" name="Picture 26"/>
+                    <pic:cNvPicPr>
+                      <a:picLocks noChangeAspect="1" noChangeArrowheads="1"/>
+                    </pic:cNvPicPr>
+                  </pic:nvPicPr>
+                  <pic:blipFill>
+                    <a:blip r:embed="rId34">
+                      <a:extLst>
+                        <a:ext uri="{28A0092B-C50C-407E-A947-70E740481C1C}">
+                          <a14:useLocalDpi xmlns:a14="http://schemas.microsoft.com/office/drawing/2010/main" val="0"/>
+                        </a:ext>
+                      </a:extLst>
+                    </a:blip>
+                    <a:srcRect/>
+                    <a:stretch>
+                      <a:fillRect/>
+                    </a:stretch>
+                  </pic:blipFill>
+                  <pic:spPr bwMode="auto">
+                    <a:xfrm>
+                      <a:off x="0" y="0"/>
+                      <a:ext cx="6400800" cy="4220845"/>
+                    </a:xfrm>
+                    <a:prstGeom prst="rect">
+                      <a:avLst/>
+                    </a:prstGeom>
+                    <a:noFill/>
+                    <a:ln>
+                      <a:noFill/>
+                    </a:ln>
+                  </pic:spPr>
+                </pic:pic>
+              </a:graphicData>
+            </a:graphic>
+            <wp14:sizeRelH relativeFrom="page">
+              <wp14:pctWidth>0</wp14:pctWidth>
+            </wp14:sizeRelH>
+            <wp14:sizeRelV relativeFrom="page">
+              <wp14:pctHeight>0</wp14:pctHeight>
+            </wp14:sizeRelV>
+          </wp:anchor>
+        </w:drawing>
+      </w:r>
+    </w:p>
+    <w:p>
+      <w:pPr>
+        <w:pStyle w:val="Heading2"/>
+      </w:pPr>
+    </w:p>
+    <w:p>
+      <w:pPr>
+        <w:pStyle w:val="Heading2"/>
+      </w:pPr>
+    </w:p>
+    <w:p>
+      <w:pPr>
+        <w:pStyle w:val="Heading2"/>
+      </w:pPr>
+    </w:p>
+    <w:p>
+      <w:pPr>
+        <w:pStyle w:val="Heading2"/>
+      </w:pPr>
+    </w:p>
+    <w:p>
+      <w:pPr>
+        <w:pStyle w:val="Heading2"/>
+      </w:pPr>
+    </w:p>
+    <w:p>
+      <w:pPr>
+        <w:pStyle w:val="Heading2"/>
+      </w:pPr>
+    </w:p>
+    <w:p>
+      <w:pPr>
+        <w:pStyle w:val="Heading2"/>
+      </w:pPr>
+    </w:p>
+    <w:p>
+      <w:pPr>
+        <w:pStyle w:val="Heading2"/>
+      </w:pPr>
+    </w:p>
+    <w:p>
+      <w:pPr>
+        <w:pStyle w:val="Heading2"/>
+      </w:pPr>
+    </w:p>
+    <w:p>
+      <w:pPr>
+        <w:pStyle w:val="Heading2"/>
+      </w:pPr>
+      <w:r>
+        <w:lastRenderedPageBreak/>
+        <w:t>Fig 3: Verification of Restored Plaintext Data</w:t>
+      </w:r>
+    </w:p>
+    <w:p/>
+    <w:p/>
+    <w:p>
+      <w:pPr>
+        <w:rPr>
+          <w:rFonts w:ascii="Arial" w:eastAsia="Arial" w:hAnsi="Arial" w:cs="Arial"/>
           <w:b/>
+          <w:bCs/>
           <w:sz w:val="24"/>
-        </w:rPr>
+          <w:szCs w:val="24"/>
+        </w:rPr>
+      </w:pPr>
+      <w:r>
+        <w:rPr>
+          <w:noProof/>
+        </w:rPr>
+        <w:drawing>
+          <wp:inline distT="0" distB="0" distL="0" distR="0" wp14:anchorId="3FC04A1A" wp14:editId="4EE7A2D2">
+            <wp:extent cx="4907280" cy="2298827"/>
+            <wp:effectExtent l="0" t="0" r="7620" b="6350"/>
+            <wp:docPr id="2068838147" name="Picture 16"/>
+            <wp:cNvGraphicFramePr>
+              <a:graphicFrameLocks xmlns:a="http://schemas.openxmlformats.org/drawingml/2006/main" noChangeAspect="1"/>
+            </wp:cNvGraphicFramePr>
+            <a:graphic xmlns:a="http://schemas.openxmlformats.org/drawingml/2006/main">
+              <a:graphicData uri="http://schemas.openxmlformats.org/drawingml/2006/picture">
+                <pic:pic xmlns:pic="http://schemas.openxmlformats.org/drawingml/2006/picture">
+                  <pic:nvPicPr>
+                    <pic:cNvPr id="0" name="Picture 31"/>
+                    <pic:cNvPicPr>
+                      <a:picLocks noChangeAspect="1" noChangeArrowheads="1"/>
+                    </pic:cNvPicPr>
+                  </pic:nvPicPr>
+                  <pic:blipFill>
+                    <a:blip r:embed="rId35">
+                      <a:extLst>
+                        <a:ext uri="{28A0092B-C50C-407E-A947-70E740481C1C}">
+                          <a14:useLocalDpi xmlns:a14="http://schemas.microsoft.com/office/drawing/2010/main" val="0"/>
+                        </a:ext>
+                      </a:extLst>
+                    </a:blip>
+                    <a:srcRect/>
+                    <a:stretch>
+                      <a:fillRect/>
+                    </a:stretch>
+                  </pic:blipFill>
+                  <pic:spPr bwMode="auto">
+                    <a:xfrm>
+                      <a:off x="0" y="0"/>
+                      <a:ext cx="4919002" cy="2304318"/>
+                    </a:xfrm>
+                    <a:prstGeom prst="rect">
+                      <a:avLst/>
+                    </a:prstGeom>
+                    <a:noFill/>
+                    <a:ln>
+                      <a:noFill/>
+                    </a:ln>
+                  </pic:spPr>
+                </pic:pic>
+              </a:graphicData>
+            </a:graphic>
+          </wp:inline>
+        </w:drawing>
+      </w:r>
+    </w:p>
+    <w:p>
+      <w:pPr>
+        <w:rPr>
+          <w:rFonts w:ascii="Arial" w:eastAsia="Arial" w:hAnsi="Arial" w:cs="Arial"/>
+          <w:b/>
+          <w:bCs/>
+          <w:sz w:val="24"/>
+          <w:szCs w:val="24"/>
+        </w:rPr>
+      </w:pPr>
+    </w:p>
+    <w:p>
+      <w:pPr>
+        <w:rPr>
+          <w:rFonts w:ascii="Arial" w:eastAsia="Arial" w:hAnsi="Arial" w:cs="Arial"/>
+          <w:b/>
+          <w:bCs/>
+          <w:sz w:val="24"/>
+          <w:szCs w:val="24"/>
+        </w:rPr>
+      </w:pPr>
+      <w:r>
+        <w:rPr>
+          <w:noProof/>
+        </w:rPr>
+        <w:drawing>
+          <wp:anchor distT="0" distB="0" distL="114300" distR="114300" simplePos="0" relativeHeight="487618048" behindDoc="0" locked="0" layoutInCell="1" allowOverlap="1" wp14:anchorId="3BE8CACF" wp14:editId="0BC38001">
+            <wp:simplePos x="0" y="0"/>
+            <wp:positionH relativeFrom="margin">
+              <wp:align>left</wp:align>
+            </wp:positionH>
+            <wp:positionV relativeFrom="paragraph">
+              <wp:posOffset>386080</wp:posOffset>
+            </wp:positionV>
+            <wp:extent cx="5979795" cy="2493010"/>
+            <wp:effectExtent l="0" t="0" r="1905" b="2540"/>
+            <wp:wrapThrough wrapText="bothSides">
+              <wp:wrapPolygon edited="0">
+                <wp:start x="0" y="0"/>
+                <wp:lineTo x="0" y="21457"/>
+                <wp:lineTo x="21538" y="21457"/>
+                <wp:lineTo x="21538" y="0"/>
+                <wp:lineTo x="0" y="0"/>
+              </wp:wrapPolygon>
+            </wp:wrapThrough>
+            <wp:docPr id="1613458519" name="Picture 15"/>
+            <wp:cNvGraphicFramePr>
+              <a:graphicFrameLocks xmlns:a="http://schemas.openxmlformats.org/drawingml/2006/main" noChangeAspect="1"/>
+            </wp:cNvGraphicFramePr>
+            <a:graphic xmlns:a="http://schemas.openxmlformats.org/drawingml/2006/main">
+              <a:graphicData uri="http://schemas.openxmlformats.org/drawingml/2006/picture">
+                <pic:pic xmlns:pic="http://schemas.openxmlformats.org/drawingml/2006/picture">
+                  <pic:nvPicPr>
+                    <pic:cNvPr id="0" name="Picture 30"/>
+                    <pic:cNvPicPr>
+                      <a:picLocks noChangeAspect="1" noChangeArrowheads="1"/>
+                    </pic:cNvPicPr>
+                  </pic:nvPicPr>
+                  <pic:blipFill>
+                    <a:blip r:embed="rId36">
+                      <a:extLst>
+                        <a:ext uri="{28A0092B-C50C-407E-A947-70E740481C1C}">
+                          <a14:useLocalDpi xmlns:a14="http://schemas.microsoft.com/office/drawing/2010/main" val="0"/>
+                        </a:ext>
+                      </a:extLst>
+                    </a:blip>
+                    <a:srcRect/>
+                    <a:stretch>
+                      <a:fillRect/>
+                    </a:stretch>
+                  </pic:blipFill>
+                  <pic:spPr bwMode="auto">
+                    <a:xfrm>
+                      <a:off x="0" y="0"/>
+                      <a:ext cx="5979795" cy="2493010"/>
+                    </a:xfrm>
+                    <a:prstGeom prst="rect">
+                      <a:avLst/>
+                    </a:prstGeom>
+                    <a:noFill/>
+                    <a:ln>
+                      <a:noFill/>
+                    </a:ln>
+                  </pic:spPr>
+                </pic:pic>
+              </a:graphicData>
+            </a:graphic>
+            <wp14:sizeRelH relativeFrom="page">
+              <wp14:pctWidth>0</wp14:pctWidth>
+            </wp14:sizeRelH>
+            <wp14:sizeRelV relativeFrom="page">
+              <wp14:pctHeight>0</wp14:pctHeight>
+            </wp14:sizeRelV>
+          </wp:anchor>
+        </w:drawing>
+      </w:r>
+    </w:p>
+    <w:p/>
+    <w:p/>
+    <w:p/>
+    <w:p/>
+    <w:p/>
+    <w:p/>
+    <w:p/>
+    <w:p/>
+    <w:p/>
+    <w:p/>
+    <w:p/>
+    <w:p/>
+    <w:p/>
+    <w:p/>
+    <w:p/>
+    <w:p/>
+    <w:p/>
+    <w:p/>
+    <w:p/>
+    <w:p/>
+    <w:p>
+      <w:pPr>
+        <w:rPr>
+          <w:sz w:val="24"/>
+          <w:szCs w:val="24"/>
+        </w:rPr>
+      </w:pPr>
+      <w:r>
+        <w:rPr>
+          <w:sz w:val="24"/>
+          <w:szCs w:val="24"/>
+        </w:rPr>
+        <w:t>The decrypted file contents matched the original plaintext file, confirming that the encryption and decryption processes preserved data integrity while protecting confidentiality.</w:t>
+      </w:r>
+    </w:p>
+    <w:p>
+      <w:pPr>
+        <w:rPr>
+          <w:sz w:val="24"/>
+          <w:szCs w:val="24"/>
+        </w:rPr>
+      </w:pPr>
+    </w:p>
+    <w:p>
+      <w:pPr>
+        <w:pStyle w:val="Heading2"/>
+      </w:pPr>
+      <w:r>
+        <w:t>Reflection</w:t>
+      </w:r>
+    </w:p>
+    <w:p>
+      <w:pPr>
+        <w:rPr>
+          <w:b/>
+          <w:bCs/>
+          <w:i/>
+          <w:iCs/>
+          <w:sz w:val="24"/>
+          <w:szCs w:val="24"/>
+        </w:rPr>
+      </w:pPr>
+      <w:r>
+        <w:rPr>
+          <w:b/>
+          <w:bCs/>
+          <w:i/>
+          <w:iCs/>
+          <w:sz w:val="24"/>
+          <w:szCs w:val="24"/>
+        </w:rPr>
+        <w:t>Week 4 focused on implementing AES-based file encryption and decryption. Secure cryptographic keys were generated and used to protect file contents. Successful decryption restored the original data, demonstrating the practical application of modern symmetric encryption techniques for securing sensitive information.</w:t>
+      </w:r>
+    </w:p>
+    <w:p>
+      <w:pPr>
         <w:sectPr>
           <w:pgSz w:w="12240" w:h="15840"/>
           <w:pgMar w:top="1520" w:right="1080" w:bottom="280" w:left="1080" w:header="720" w:footer="720" w:gutter="0"/>
